--- a/doc/CornDrop_Documentacao_Escopo.docx
+++ b/doc/CornDrop_Documentacao_Escopo.docx
@@ -164,7 +164,7 @@
       </w:pPr>
       <w:r>
         <w:rPr>
-          <w:rFonts w:eastAsia="Arial" w:cs="Arial" w:ascii="Arial" w:hAnsi="Arial"/>
+          <w:rFonts w:eastAsia="Arial" w:cs="Arial"/>
           <w:b/>
           <w:bCs/>
           <w:color w:val="2E7D32"/>
@@ -626,7 +626,7 @@
       </w:pPr>
       <w:r>
         <w:rPr>
-          <w:rFonts w:eastAsia="Arial" w:cs="Arial" w:ascii="Arial" w:hAnsi="Arial"/>
+          <w:rFonts w:eastAsia="Arial" w:cs="Arial"/>
           <w:b/>
           <w:bCs/>
           <w:color w:val="2E7D32"/>
@@ -673,7 +673,7 @@
       </w:pPr>
       <w:r>
         <w:rPr>
-          <w:rFonts w:eastAsia="Arial" w:cs="Arial" w:ascii="Arial" w:hAnsi="Arial"/>
+          <w:rFonts w:eastAsia="Arial" w:cs="Arial"/>
           <w:b/>
           <w:bCs/>
           <w:color w:val="2E7D32"/>
@@ -705,7 +705,7 @@
         <w:pStyle w:val="ListParagraph"/>
         <w:numPr>
           <w:ilvl w:val="0"/>
-          <w:numId w:val="4"/>
+          <w:numId w:val="5"/>
         </w:numPr>
         <w:spacing w:before="40" w:after="40"/>
         <w:jc w:val="both"/>
@@ -718,7 +718,7 @@
           <w:sz w:val="22"/>
           <w:szCs w:val="22"/>
         </w:rPr>
-        <w:t>Aplicação de analise de requisitos em um produto físico + digital</w:t>
+        <w:t>Aplicação de análise de requisitos em um produto físico + digital</w:t>
       </w:r>
     </w:p>
     <w:p>
@@ -726,7 +726,7 @@
         <w:pStyle w:val="ListParagraph"/>
         <w:numPr>
           <w:ilvl w:val="0"/>
-          <w:numId w:val="1"/>
+          <w:numId w:val="3"/>
         </w:numPr>
         <w:spacing w:before="40" w:after="40"/>
         <w:jc w:val="both"/>
@@ -747,7 +747,7 @@
         <w:pStyle w:val="ListParagraph"/>
         <w:numPr>
           <w:ilvl w:val="0"/>
-          <w:numId w:val="1"/>
+          <w:numId w:val="3"/>
         </w:numPr>
         <w:spacing w:before="40" w:after="40"/>
         <w:jc w:val="both"/>
@@ -768,7 +768,7 @@
         <w:pStyle w:val="ListParagraph"/>
         <w:numPr>
           <w:ilvl w:val="0"/>
-          <w:numId w:val="1"/>
+          <w:numId w:val="3"/>
         </w:numPr>
         <w:spacing w:before="40" w:after="40"/>
         <w:jc w:val="both"/>
@@ -789,7 +789,7 @@
         <w:pStyle w:val="ListParagraph"/>
         <w:numPr>
           <w:ilvl w:val="0"/>
-          <w:numId w:val="1"/>
+          <w:numId w:val="3"/>
         </w:numPr>
         <w:spacing w:before="40" w:after="40"/>
         <w:jc w:val="both"/>
@@ -825,7 +825,7 @@
       </w:pPr>
       <w:r>
         <w:rPr>
-          <w:rFonts w:eastAsia="Arial" w:cs="Arial" w:ascii="Arial" w:hAnsi="Arial"/>
+          <w:rFonts w:eastAsia="Arial" w:cs="Arial"/>
           <w:b/>
           <w:bCs/>
           <w:color w:val="2E7D32"/>
@@ -857,7 +857,7 @@
         <w:pStyle w:val="ListParagraph"/>
         <w:numPr>
           <w:ilvl w:val="0"/>
-          <w:numId w:val="1"/>
+          <w:numId w:val="3"/>
         </w:numPr>
         <w:spacing w:before="40" w:after="40"/>
         <w:jc w:val="both"/>
@@ -878,7 +878,7 @@
         <w:pStyle w:val="ListParagraph"/>
         <w:numPr>
           <w:ilvl w:val="0"/>
-          <w:numId w:val="1"/>
+          <w:numId w:val="3"/>
         </w:numPr>
         <w:spacing w:before="40" w:after="40"/>
         <w:jc w:val="both"/>
@@ -899,7 +899,7 @@
         <w:pStyle w:val="ListParagraph"/>
         <w:numPr>
           <w:ilvl w:val="0"/>
-          <w:numId w:val="1"/>
+          <w:numId w:val="3"/>
         </w:numPr>
         <w:spacing w:before="40" w:after="40"/>
         <w:jc w:val="both"/>
@@ -912,8 +912,27 @@
           <w:sz w:val="22"/>
           <w:szCs w:val="22"/>
         </w:rPr>
-        <w:t xml:space="preserve">Dificuldade em monitorar remotamente </w:t>
-      </w:r>
+        <w:t>Dificuldade em monitorar remotamente a quantidade de alimento</w:t>
+      </w:r>
+    </w:p>
+    <w:p>
+      <w:pPr>
+        <w:pStyle w:val="Normal"/>
+        <w:spacing w:before="80" w:after="0"/>
+        <w:jc w:val="both"/>
+        <w:rPr/>
+      </w:pPr>
+      <w:r>
+        <w:rPr/>
+      </w:r>
+    </w:p>
+    <w:p>
+      <w:pPr>
+        <w:pStyle w:val="Normal"/>
+        <w:spacing w:before="60" w:after="80"/>
+        <w:jc w:val="both"/>
+        <w:rPr/>
+      </w:pPr>
       <w:r>
         <w:rPr>
           <w:rFonts w:eastAsia="Arial" w:cs="Arial"/>
@@ -921,62 +940,7 @@
           <w:sz w:val="22"/>
           <w:szCs w:val="22"/>
         </w:rPr>
-        <w:t xml:space="preserve">a quantidade </w:t>
-      </w:r>
-      <w:r>
-        <w:rPr>
-          <w:rFonts w:eastAsia="Arial" w:cs="Arial"/>
-          <w:color w:val="555555"/>
-          <w:sz w:val="22"/>
-          <w:szCs w:val="22"/>
-        </w:rPr>
-        <w:t>de alimento</w:t>
-      </w:r>
-    </w:p>
-    <w:p>
-      <w:pPr>
-        <w:pStyle w:val="Normal"/>
-        <w:spacing w:before="80" w:after="0"/>
-        <w:jc w:val="both"/>
-        <w:rPr/>
-      </w:pPr>
-      <w:r>
-        <w:rPr/>
-      </w:r>
-    </w:p>
-    <w:p>
-      <w:pPr>
-        <w:pStyle w:val="Normal"/>
-        <w:spacing w:before="60" w:after="80"/>
-        <w:jc w:val="both"/>
-        <w:rPr/>
-      </w:pPr>
-      <w:r>
-        <w:rPr>
-          <w:rFonts w:eastAsia="Arial" w:cs="Arial"/>
-          <w:color w:val="555555"/>
-          <w:sz w:val="22"/>
-          <w:szCs w:val="22"/>
-        </w:rPr>
-        <w:t>O CornDrop resolve esses problemas automatizando o processo de alimentação e permitindo controle e monitoramento remoto por meio de um</w:t>
-      </w:r>
-      <w:r>
-        <w:rPr>
-          <w:rFonts w:eastAsia="Arial" w:cs="Arial"/>
-          <w:color w:val="555555"/>
-          <w:sz w:val="22"/>
-          <w:szCs w:val="22"/>
-        </w:rPr>
-        <w:t>a aplicação web</w:t>
-      </w:r>
-      <w:r>
-        <w:rPr>
-          <w:rFonts w:eastAsia="Arial" w:cs="Arial"/>
-          <w:color w:val="555555"/>
-          <w:sz w:val="22"/>
-          <w:szCs w:val="22"/>
-        </w:rPr>
-        <w:t>.</w:t>
+        <w:t>O CornDrop resolve esses problemas automatizando o processo de alimentação e permitindo controle e monitoramento remoto por meio de uma aplicação web.</w:t>
       </w:r>
     </w:p>
     <w:p>
@@ -1002,36 +966,14 @@
       </w:pPr>
       <w:r>
         <w:rPr>
-          <w:rFonts w:eastAsia="Arial" w:cs="Arial" w:ascii="Arial" w:hAnsi="Arial"/>
+          <w:rFonts w:eastAsia="Arial" w:cs="Arial"/>
           <w:b/>
           <w:bCs/>
           <w:color w:val="2E7D32"/>
           <w:sz w:val="30"/>
           <w:szCs w:val="30"/>
         </w:rPr>
-        <w:t>3. P</w:t>
-      </w:r>
-      <w:r>
-        <w:rPr>
-          <w:rFonts w:eastAsia="Arial" w:cs="Arial" w:ascii="Arial" w:hAnsi="Arial"/>
-          <w:b/>
-          <w:bCs/>
-          <w:color w:val="2E7D32"/>
-          <w:sz w:val="30"/>
-          <w:szCs w:val="30"/>
-        </w:rPr>
-        <w:t>ú</w:t>
-      </w:r>
-      <w:r>
-        <w:rPr>
-          <w:rFonts w:eastAsia="Arial" w:cs="Arial" w:ascii="Arial" w:hAnsi="Arial"/>
-          <w:b/>
-          <w:bCs/>
-          <w:color w:val="2E7D32"/>
-          <w:sz w:val="30"/>
-          <w:szCs w:val="30"/>
-        </w:rPr>
-        <w:t>blico-Alvo</w:t>
+        <w:t>3. Público-Alvo</w:t>
       </w:r>
     </w:p>
     <w:tbl>
@@ -1203,29 +1145,7 @@
                 <w:sz w:val="20"/>
                 <w:szCs w:val="20"/>
               </w:rPr>
-              <w:t xml:space="preserve">Produtores com ate </w:t>
-            </w:r>
-            <w:r>
-              <w:rPr>
-                <w:rFonts w:eastAsia="Arial" w:cs="Arial"/>
-                <w:b w:val="false"/>
-                <w:bCs w:val="false"/>
-                <w:color w:val="555555"/>
-                <w:sz w:val="20"/>
-                <w:szCs w:val="20"/>
-              </w:rPr>
-              <w:t>500</w:t>
-            </w:r>
-            <w:r>
-              <w:rPr>
-                <w:rFonts w:eastAsia="Arial" w:cs="Arial"/>
-                <w:b w:val="false"/>
-                <w:bCs w:val="false"/>
-                <w:color w:val="555555"/>
-                <w:sz w:val="20"/>
-                <w:szCs w:val="20"/>
-              </w:rPr>
-              <w:t xml:space="preserve"> aves</w:t>
+              <w:t>Produtores com ate 500 aves</w:t>
             </w:r>
           </w:p>
         </w:tc>
@@ -1470,7 +1390,7 @@
       </w:pPr>
       <w:r>
         <w:rPr>
-          <w:rFonts w:eastAsia="Arial" w:cs="Arial" w:ascii="Arial" w:hAnsi="Arial"/>
+          <w:rFonts w:eastAsia="Arial" w:cs="Arial"/>
           <w:b/>
           <w:bCs/>
           <w:color w:val="2E7D32"/>
@@ -1489,7 +1409,7 @@
       </w:pPr>
       <w:r>
         <w:rPr>
-          <w:rFonts w:eastAsia="Arial" w:cs="Arial" w:ascii="Arial" w:hAnsi="Arial"/>
+          <w:rFonts w:eastAsia="Arial" w:cs="Arial"/>
           <w:b/>
           <w:bCs/>
           <w:color w:val="2E7D32"/>
@@ -1504,7 +1424,7 @@
         <w:pStyle w:val="ListParagraph"/>
         <w:numPr>
           <w:ilvl w:val="0"/>
-          <w:numId w:val="1"/>
+          <w:numId w:val="3"/>
         </w:numPr>
         <w:spacing w:before="40" w:after="40"/>
         <w:jc w:val="both"/>
@@ -1525,7 +1445,7 @@
         <w:pStyle w:val="ListParagraph"/>
         <w:numPr>
           <w:ilvl w:val="0"/>
-          <w:numId w:val="1"/>
+          <w:numId w:val="3"/>
         </w:numPr>
         <w:spacing w:before="40" w:after="40"/>
         <w:jc w:val="both"/>
@@ -1546,7 +1466,7 @@
         <w:pStyle w:val="ListParagraph"/>
         <w:numPr>
           <w:ilvl w:val="0"/>
-          <w:numId w:val="1"/>
+          <w:numId w:val="3"/>
         </w:numPr>
         <w:spacing w:before="40" w:after="40"/>
         <w:jc w:val="both"/>
@@ -1567,7 +1487,7 @@
         <w:pStyle w:val="ListParagraph"/>
         <w:numPr>
           <w:ilvl w:val="0"/>
-          <w:numId w:val="1"/>
+          <w:numId w:val="3"/>
         </w:numPr>
         <w:spacing w:before="40" w:after="40"/>
         <w:jc w:val="both"/>
@@ -1588,7 +1508,7 @@
         <w:pStyle w:val="ListParagraph"/>
         <w:numPr>
           <w:ilvl w:val="0"/>
-          <w:numId w:val="1"/>
+          <w:numId w:val="3"/>
         </w:numPr>
         <w:spacing w:before="40" w:after="40"/>
         <w:jc w:val="both"/>
@@ -1609,7 +1529,7 @@
         <w:pStyle w:val="ListParagraph"/>
         <w:numPr>
           <w:ilvl w:val="0"/>
-          <w:numId w:val="1"/>
+          <w:numId w:val="3"/>
         </w:numPr>
         <w:spacing w:before="40" w:after="40"/>
         <w:jc w:val="both"/>
@@ -1622,8 +1542,20 @@
           <w:sz w:val="22"/>
           <w:szCs w:val="22"/>
         </w:rPr>
-        <w:t xml:space="preserve">Interface </w:t>
-      </w:r>
+        <w:t>Interface web para controle e visualização do dispositivo</w:t>
+      </w:r>
+    </w:p>
+    <w:p>
+      <w:pPr>
+        <w:pStyle w:val="ListParagraph"/>
+        <w:numPr>
+          <w:ilvl w:val="0"/>
+          <w:numId w:val="3"/>
+        </w:numPr>
+        <w:spacing w:before="40" w:after="40"/>
+        <w:jc w:val="both"/>
+        <w:rPr/>
+      </w:pPr>
       <w:r>
         <w:rPr>
           <w:rFonts w:eastAsia="Arial" w:cs="Arial"/>
@@ -1631,36 +1563,6 @@
           <w:sz w:val="22"/>
           <w:szCs w:val="22"/>
         </w:rPr>
-        <w:t>web</w:t>
-      </w:r>
-      <w:r>
-        <w:rPr>
-          <w:rFonts w:eastAsia="Arial" w:cs="Arial"/>
-          <w:color w:val="555555"/>
-          <w:sz w:val="22"/>
-          <w:szCs w:val="22"/>
-        </w:rPr>
-        <w:t xml:space="preserve"> para controle e visualização do dispositivo</w:t>
-      </w:r>
-    </w:p>
-    <w:p>
-      <w:pPr>
-        <w:pStyle w:val="ListParagraph"/>
-        <w:numPr>
-          <w:ilvl w:val="0"/>
-          <w:numId w:val="1"/>
-        </w:numPr>
-        <w:spacing w:before="40" w:after="40"/>
-        <w:jc w:val="both"/>
-        <w:rPr/>
-      </w:pPr>
-      <w:r>
-        <w:rPr>
-          <w:rFonts w:eastAsia="Arial" w:cs="Arial"/>
-          <w:color w:val="555555"/>
-          <w:sz w:val="22"/>
-          <w:szCs w:val="22"/>
-        </w:rPr>
         <w:t>Comunicação entre aplicativo e dispositivo via Wi-Fi</w:t>
       </w:r>
     </w:p>
@@ -1684,7 +1586,7 @@
       </w:pPr>
       <w:r>
         <w:rPr>
-          <w:rFonts w:eastAsia="Arial" w:cs="Arial" w:ascii="Arial" w:hAnsi="Arial"/>
+          <w:rFonts w:eastAsia="Arial" w:cs="Arial"/>
           <w:b/>
           <w:bCs/>
           <w:color w:val="2E7D32"/>
@@ -1699,7 +1601,7 @@
         <w:pStyle w:val="ListParagraph"/>
         <w:numPr>
           <w:ilvl w:val="0"/>
-          <w:numId w:val="1"/>
+          <w:numId w:val="3"/>
         </w:numPr>
         <w:spacing w:before="40" w:after="40"/>
         <w:jc w:val="both"/>
@@ -1720,7 +1622,7 @@
         <w:pStyle w:val="ListParagraph"/>
         <w:numPr>
           <w:ilvl w:val="0"/>
-          <w:numId w:val="1"/>
+          <w:numId w:val="3"/>
         </w:numPr>
         <w:spacing w:before="40" w:after="40"/>
         <w:jc w:val="both"/>
@@ -1733,8 +1635,20 @@
           <w:sz w:val="22"/>
           <w:szCs w:val="22"/>
         </w:rPr>
-        <w:t xml:space="preserve">Analise histórica de consumo de ração com gráficos </w:t>
-      </w:r>
+        <w:t>Analise histórica de consumo de ração com gráficos simples</w:t>
+      </w:r>
+    </w:p>
+    <w:p>
+      <w:pPr>
+        <w:pStyle w:val="ListParagraph"/>
+        <w:numPr>
+          <w:ilvl w:val="0"/>
+          <w:numId w:val="3"/>
+        </w:numPr>
+        <w:spacing w:before="40" w:after="40"/>
+        <w:jc w:val="both"/>
+        <w:rPr/>
+      </w:pPr>
       <w:r>
         <w:rPr>
           <w:rFonts w:eastAsia="Arial" w:cs="Arial"/>
@@ -1742,46 +1656,7 @@
           <w:sz w:val="22"/>
           <w:szCs w:val="22"/>
         </w:rPr>
-        <w:t>simples</w:t>
-      </w:r>
-    </w:p>
-    <w:p>
-      <w:pPr>
-        <w:pStyle w:val="ListParagraph"/>
-        <w:numPr>
-          <w:ilvl w:val="0"/>
-          <w:numId w:val="1"/>
-        </w:numPr>
-        <w:spacing w:before="40" w:after="40"/>
-        <w:jc w:val="both"/>
-        <w:rPr/>
-      </w:pPr>
-      <w:r>
-        <w:rPr>
-          <w:rFonts w:eastAsia="Arial" w:cs="Arial"/>
-          <w:color w:val="555555"/>
-          <w:sz w:val="22"/>
-          <w:szCs w:val="22"/>
-        </w:rPr>
-        <w:t xml:space="preserve">Versão </w:t>
-      </w:r>
-      <w:r>
-        <w:rPr>
-          <w:rFonts w:eastAsia="Arial" w:cs="Arial"/>
-          <w:color w:val="555555"/>
-          <w:sz w:val="22"/>
-          <w:szCs w:val="22"/>
-        </w:rPr>
-        <w:t>mobile</w:t>
-      </w:r>
-      <w:r>
-        <w:rPr>
-          <w:rFonts w:eastAsia="Arial" w:cs="Arial"/>
-          <w:color w:val="555555"/>
-          <w:sz w:val="22"/>
-          <w:szCs w:val="22"/>
-        </w:rPr>
-        <w:t xml:space="preserve"> do painel de controle</w:t>
+        <w:t>Versão mobile do painel de controle</w:t>
       </w:r>
     </w:p>
     <w:p>
@@ -1807,7 +1682,7 @@
       </w:pPr>
       <w:r>
         <w:rPr>
-          <w:rFonts w:eastAsia="Arial" w:cs="Arial" w:ascii="Arial" w:hAnsi="Arial"/>
+          <w:rFonts w:eastAsia="Arial" w:cs="Arial"/>
           <w:b/>
           <w:bCs/>
           <w:color w:val="2E7D32"/>
@@ -1955,18 +1830,7 @@
                 <w:sz w:val="20"/>
                 <w:szCs w:val="20"/>
               </w:rPr>
-              <w:t>O usuário define horários de alimentação pel</w:t>
-            </w:r>
-            <w:r>
-              <w:rPr>
-                <w:rFonts w:eastAsia="Arial" w:cs="Arial"/>
-                <w:b w:val="false"/>
-                <w:bCs w:val="false"/>
-                <w:color w:val="555555"/>
-                <w:sz w:val="20"/>
-                <w:szCs w:val="20"/>
-              </w:rPr>
-              <w:t>a aplicação</w:t>
+              <w:t>O usuário define horários de alimentação pela aplicação</w:t>
             </w:r>
           </w:p>
         </w:tc>
@@ -2092,18 +1956,7 @@
                 <w:sz w:val="20"/>
                 <w:szCs w:val="20"/>
               </w:rPr>
-              <w:t>O usuário pode acionar a alimentação manualmente pel</w:t>
-            </w:r>
-            <w:r>
-              <w:rPr>
-                <w:rFonts w:eastAsia="Arial" w:cs="Arial"/>
-                <w:b w:val="false"/>
-                <w:bCs w:val="false"/>
-                <w:color w:val="555555"/>
-                <w:sz w:val="20"/>
-                <w:szCs w:val="20"/>
-              </w:rPr>
-              <w:t>a interface da aplicação</w:t>
+              <w:t>O usuário pode acionar a alimentação manualmente pela interface da aplicação</w:t>
             </w:r>
           </w:p>
         </w:tc>
@@ -2136,18 +1989,7 @@
                 <w:sz w:val="20"/>
                 <w:szCs w:val="20"/>
               </w:rPr>
-              <w:t xml:space="preserve">Notificações de </w:t>
-            </w:r>
-            <w:r>
-              <w:rPr>
-                <w:rFonts w:eastAsia="Arial" w:cs="Arial"/>
-                <w:b w:val="false"/>
-                <w:bCs w:val="false"/>
-                <w:color w:val="555555"/>
-                <w:sz w:val="20"/>
-                <w:szCs w:val="20"/>
-              </w:rPr>
-              <w:t>Quantidade de Insumo</w:t>
+              <w:t>Notificações de Quantidade de Insumo</w:t>
             </w:r>
           </w:p>
         </w:tc>
@@ -2269,7 +2111,7 @@
       </w:pPr>
       <w:r>
         <w:rPr>
-          <w:rFonts w:eastAsia="Arial" w:cs="Arial" w:ascii="Arial" w:hAnsi="Arial"/>
+          <w:rFonts w:eastAsia="Arial" w:cs="Arial"/>
           <w:b/>
           <w:bCs/>
           <w:color w:val="2E7D32"/>
@@ -2288,7 +2130,7 @@
       </w:pPr>
       <w:r>
         <w:rPr>
-          <w:rFonts w:eastAsia="Arial" w:cs="Arial" w:ascii="Arial" w:hAnsi="Arial"/>
+          <w:rFonts w:eastAsia="Arial" w:cs="Arial"/>
           <w:b/>
           <w:bCs/>
           <w:color w:val="2E7D32"/>
@@ -2303,7 +2145,7 @@
         <w:pStyle w:val="ListParagraph"/>
         <w:numPr>
           <w:ilvl w:val="0"/>
-          <w:numId w:val="1"/>
+          <w:numId w:val="3"/>
         </w:numPr>
         <w:spacing w:before="40" w:after="40"/>
         <w:jc w:val="both"/>
@@ -2324,7 +2166,7 @@
         <w:pStyle w:val="ListParagraph"/>
         <w:numPr>
           <w:ilvl w:val="0"/>
-          <w:numId w:val="1"/>
+          <w:numId w:val="3"/>
         </w:numPr>
         <w:spacing w:before="40" w:after="40"/>
         <w:jc w:val="both"/>
@@ -2345,7 +2187,7 @@
         <w:pStyle w:val="ListParagraph"/>
         <w:numPr>
           <w:ilvl w:val="0"/>
-          <w:numId w:val="1"/>
+          <w:numId w:val="3"/>
         </w:numPr>
         <w:spacing w:before="40" w:after="40"/>
         <w:jc w:val="both"/>
@@ -2366,7 +2208,7 @@
         <w:pStyle w:val="ListParagraph"/>
         <w:numPr>
           <w:ilvl w:val="0"/>
-          <w:numId w:val="1"/>
+          <w:numId w:val="3"/>
         </w:numPr>
         <w:spacing w:before="40" w:after="40"/>
         <w:jc w:val="both"/>
@@ -2387,7 +2229,7 @@
         <w:pStyle w:val="ListParagraph"/>
         <w:numPr>
           <w:ilvl w:val="0"/>
-          <w:numId w:val="1"/>
+          <w:numId w:val="3"/>
         </w:numPr>
         <w:spacing w:before="40" w:after="40"/>
         <w:jc w:val="both"/>
@@ -2423,7 +2265,7 @@
       </w:pPr>
       <w:r>
         <w:rPr>
-          <w:rFonts w:eastAsia="Arial" w:cs="Arial" w:ascii="Arial" w:hAnsi="Arial"/>
+          <w:rFonts w:eastAsia="Arial" w:cs="Arial"/>
           <w:b/>
           <w:bCs/>
           <w:color w:val="2E7D32"/>
@@ -2438,7 +2280,7 @@
         <w:pStyle w:val="ListParagraph"/>
         <w:numPr>
           <w:ilvl w:val="0"/>
-          <w:numId w:val="1"/>
+          <w:numId w:val="3"/>
         </w:numPr>
         <w:spacing w:before="40" w:after="40"/>
         <w:jc w:val="both"/>
@@ -2474,7 +2316,7 @@
       </w:pPr>
       <w:r>
         <w:rPr>
-          <w:rFonts w:eastAsia="Arial" w:cs="Arial" w:ascii="Arial" w:hAnsi="Arial"/>
+          <w:rFonts w:eastAsia="Arial" w:cs="Arial"/>
           <w:b/>
           <w:bCs/>
           <w:color w:val="2E7D32"/>
@@ -2489,7 +2331,7 @@
         <w:pStyle w:val="ListParagraph"/>
         <w:numPr>
           <w:ilvl w:val="0"/>
-          <w:numId w:val="1"/>
+          <w:numId w:val="3"/>
         </w:numPr>
         <w:spacing w:before="40" w:after="40"/>
         <w:jc w:val="both"/>
@@ -2510,7 +2352,7 @@
         <w:pStyle w:val="ListParagraph"/>
         <w:numPr>
           <w:ilvl w:val="0"/>
-          <w:numId w:val="1"/>
+          <w:numId w:val="3"/>
         </w:numPr>
         <w:spacing w:before="40" w:after="40"/>
         <w:jc w:val="both"/>
@@ -2531,7 +2373,7 @@
         <w:pStyle w:val="ListParagraph"/>
         <w:numPr>
           <w:ilvl w:val="0"/>
-          <w:numId w:val="1"/>
+          <w:numId w:val="3"/>
         </w:numPr>
         <w:spacing w:before="40" w:after="40"/>
         <w:jc w:val="both"/>
@@ -2561,7 +2403,14 @@
         </w:rPr>
       </w:pPr>
       <w:r>
-        <w:rPr/>
+        <w:rPr>
+          <w:rFonts w:eastAsia="Arial" w:cs="Arial"/>
+          <w:b/>
+          <w:bCs/>
+          <w:color w:val="2E7D32"/>
+          <w:sz w:val="26"/>
+          <w:szCs w:val="26"/>
+        </w:rPr>
       </w:r>
     </w:p>
     <w:p>
@@ -2575,7 +2424,7 @@
       </w:pPr>
       <w:r>
         <w:rPr>
-          <w:rFonts w:eastAsia="Arial" w:cs="Arial" w:ascii="Arial" w:hAnsi="Arial"/>
+          <w:rFonts w:eastAsia="Arial" w:cs="Arial"/>
           <w:b/>
           <w:bCs/>
           <w:color w:val="2E7D32"/>
@@ -3012,7 +2861,7 @@
       </w:pPr>
       <w:r>
         <w:rPr>
-          <w:rFonts w:eastAsia="Arial" w:cs="Arial" w:ascii="Arial" w:hAnsi="Arial"/>
+          <w:rFonts w:eastAsia="Arial" w:cs="Arial"/>
           <w:b/>
           <w:bCs/>
           <w:color w:val="2E7D32"/>
@@ -3036,7 +2885,7 @@
           <w:sz w:val="22"/>
           <w:szCs w:val="22"/>
         </w:rPr>
-        <w:t>O projeto sera considerado concluído e aceito quando todos os critérios abaixo forem satisfeitos:</w:t>
+        <w:t>O projeto será considerado concluído e aceito quando todos os critérios abaixo forem satisfeitos:</w:t>
       </w:r>
     </w:p>
     <w:p>
@@ -3131,25 +2980,7 @@
           <w:sz w:val="22"/>
           <w:szCs w:val="22"/>
         </w:rPr>
-        <w:t xml:space="preserve">O usuário deve conseguir visualizar e acompanhar </w:t>
-      </w:r>
-      <w:r>
-        <w:rPr>
-          <w:rFonts w:eastAsia="Arial" w:cs="Arial"/>
-          <w:color w:val="555555"/>
-          <w:sz w:val="22"/>
-          <w:szCs w:val="22"/>
-        </w:rPr>
-        <w:t>a quantidade de</w:t>
-      </w:r>
-      <w:r>
-        <w:rPr>
-          <w:rFonts w:eastAsia="Arial" w:cs="Arial"/>
-          <w:color w:val="555555"/>
-          <w:sz w:val="22"/>
-          <w:szCs w:val="22"/>
-        </w:rPr>
-        <w:t xml:space="preserve"> milho pelo aplicativo.</w:t>
+        <w:t>O usuário deve conseguir visualizar e acompanhar a quantidade de milho pelo aplicativo.</w:t>
       </w:r>
     </w:p>
     <w:p>
@@ -3170,25 +3001,7 @@
           <w:sz w:val="22"/>
           <w:szCs w:val="22"/>
         </w:rPr>
-        <w:t xml:space="preserve">O sistema deve notificar o usuário quando </w:t>
-      </w:r>
-      <w:r>
-        <w:rPr>
-          <w:rFonts w:eastAsia="Arial" w:cs="Arial"/>
-          <w:color w:val="555555"/>
-          <w:sz w:val="22"/>
-          <w:szCs w:val="22"/>
-        </w:rPr>
-        <w:t>a quantidade</w:t>
-      </w:r>
-      <w:r>
-        <w:rPr>
-          <w:rFonts w:eastAsia="Arial" w:cs="Arial"/>
-          <w:color w:val="555555"/>
-          <w:sz w:val="22"/>
-          <w:szCs w:val="22"/>
-        </w:rPr>
-        <w:t xml:space="preserve"> de milho estiver baixo.</w:t>
+        <w:t>O sistema deve notificar o usuário quando a quantidade de milho estiver baixo.</w:t>
       </w:r>
     </w:p>
     <w:p>
@@ -3223,7 +3036,7 @@
       </w:pPr>
       <w:r>
         <w:rPr>
-          <w:rFonts w:eastAsia="Arial" w:cs="Arial" w:ascii="Arial" w:hAnsi="Arial"/>
+          <w:rFonts w:eastAsia="Arial" w:cs="Arial"/>
           <w:b/>
           <w:bCs/>
           <w:color w:val="2E7D32"/>
@@ -3246,7 +3059,7 @@
           <w:sz w:val="22"/>
           <w:szCs w:val="22"/>
         </w:rPr>
-        <w:t>O backlog completo do projeto, com épicos e historias de usuário detalhadas, esta estruturado e disponível no Notion (link externo ao repositório).</w:t>
+        <w:t>O backlog completo do projeto, com épicos e histórias de usuário detalhadas, esta estruturado e disponível no Notion.</w:t>
       </w:r>
     </w:p>
     <w:p>
@@ -3386,7 +3199,12 @@
               </w:rPr>
             </w:pPr>
             <w:r>
-              <w:rPr/>
+              <w:rPr>
+                <w:rFonts w:eastAsia="Arial" w:cs="Arial"/>
+                <w:color w:val="555555"/>
+                <w:sz w:val="20"/>
+                <w:szCs w:val="20"/>
+              </w:rPr>
             </w:r>
           </w:p>
         </w:tc>
@@ -3414,7 +3232,12 @@
               </w:rPr>
             </w:pPr>
             <w:r>
-              <w:rPr/>
+              <w:rPr>
+                <w:rFonts w:eastAsia="Arial" w:cs="Arial"/>
+                <w:color w:val="555555"/>
+                <w:sz w:val="20"/>
+                <w:szCs w:val="20"/>
+              </w:rPr>
             </w:r>
           </w:p>
         </w:tc>
@@ -3439,7 +3262,12 @@
               </w:rPr>
             </w:pPr>
             <w:r>
-              <w:rPr/>
+              <w:rPr>
+                <w:rFonts w:eastAsia="Arial" w:cs="Arial"/>
+                <w:color w:val="555555"/>
+                <w:sz w:val="20"/>
+                <w:szCs w:val="20"/>
+              </w:rPr>
             </w:r>
           </w:p>
         </w:tc>
@@ -3469,7 +3297,12 @@
               </w:rPr>
             </w:pPr>
             <w:r>
-              <w:rPr/>
+              <w:rPr>
+                <w:rFonts w:eastAsia="Arial" w:cs="Arial"/>
+                <w:color w:val="555555"/>
+                <w:sz w:val="20"/>
+                <w:szCs w:val="20"/>
+              </w:rPr>
             </w:r>
           </w:p>
         </w:tc>
@@ -3494,7 +3327,12 @@
               </w:rPr>
             </w:pPr>
             <w:r>
-              <w:rPr/>
+              <w:rPr>
+                <w:rFonts w:eastAsia="Arial" w:cs="Arial"/>
+                <w:color w:val="555555"/>
+                <w:sz w:val="20"/>
+                <w:szCs w:val="20"/>
+              </w:rPr>
             </w:r>
           </w:p>
         </w:tc>
@@ -3522,7 +3360,12 @@
               </w:rPr>
             </w:pPr>
             <w:r>
-              <w:rPr/>
+              <w:rPr>
+                <w:rFonts w:eastAsia="Arial" w:cs="Arial"/>
+                <w:color w:val="555555"/>
+                <w:sz w:val="20"/>
+                <w:szCs w:val="20"/>
+              </w:rPr>
             </w:r>
           </w:p>
         </w:tc>
@@ -3547,7 +3390,12 @@
               </w:rPr>
             </w:pPr>
             <w:r>
-              <w:rPr/>
+              <w:rPr>
+                <w:rFonts w:eastAsia="Arial" w:cs="Arial"/>
+                <w:color w:val="555555"/>
+                <w:sz w:val="20"/>
+                <w:szCs w:val="20"/>
+              </w:rPr>
             </w:r>
           </w:p>
         </w:tc>
@@ -3577,15 +3425,15 @@
         </w:tblCellMar>
       </w:tblPr>
       <w:tblGrid>
-        <w:gridCol w:w="883"/>
-        <w:gridCol w:w="883"/>
+        <w:gridCol w:w="882"/>
+        <w:gridCol w:w="884"/>
         <w:gridCol w:w="7594"/>
       </w:tblGrid>
       <w:tr>
         <w:trPr/>
         <w:tc>
           <w:tcPr>
-            <w:tcW w:w="883" w:type="dxa"/>
+            <w:tcW w:w="882" w:type="dxa"/>
             <w:tcBorders>
               <w:top w:val="single" w:sz="2" w:space="0" w:color="CCCCCC"/>
               <w:start w:val="single" w:sz="2" w:space="0" w:color="CCCCCC"/>
@@ -3613,7 +3461,7 @@
         </w:tc>
         <w:tc>
           <w:tcPr>
-            <w:tcW w:w="883" w:type="dxa"/>
+            <w:tcW w:w="884" w:type="dxa"/>
             <w:tcBorders>
               <w:top w:val="single" w:sz="2" w:space="0" w:color="CCCCCC"/>
               <w:start w:val="single" w:sz="2" w:space="0" w:color="CCCCCC"/>
@@ -3674,7 +3522,7 @@
         <w:trPr/>
         <w:tc>
           <w:tcPr>
-            <w:tcW w:w="883" w:type="dxa"/>
+            <w:tcW w:w="882" w:type="dxa"/>
             <w:tcBorders>
               <w:top w:val="single" w:sz="2" w:space="0" w:color="CCCCCC"/>
               <w:start w:val="single" w:sz="2" w:space="0" w:color="CCCCCC"/>
@@ -3699,7 +3547,7 @@
         </w:tc>
         <w:tc>
           <w:tcPr>
-            <w:tcW w:w="883" w:type="dxa"/>
+            <w:tcW w:w="884" w:type="dxa"/>
             <w:tcBorders>
               <w:top w:val="single" w:sz="2" w:space="0" w:color="CCCCCC"/>
               <w:start w:val="single" w:sz="2" w:space="0" w:color="CCCCCC"/>
@@ -3738,7 +3586,12 @@
               </w:rPr>
             </w:pPr>
             <w:r>
-              <w:rPr/>
+              <w:rPr>
+                <w:rFonts w:eastAsia="Arial" w:cs="Arial"/>
+                <w:color w:val="555555"/>
+                <w:sz w:val="20"/>
+                <w:szCs w:val="20"/>
+              </w:rPr>
             </w:r>
           </w:p>
         </w:tc>
@@ -3747,7 +3600,7 @@
         <w:trPr/>
         <w:tc>
           <w:tcPr>
-            <w:tcW w:w="883" w:type="dxa"/>
+            <w:tcW w:w="882" w:type="dxa"/>
             <w:tcBorders>
               <w:top w:val="single" w:sz="2" w:space="0" w:color="CCCCCC"/>
               <w:start w:val="single" w:sz="2" w:space="0" w:color="CCCCCC"/>
@@ -3765,13 +3618,18 @@
               </w:rPr>
             </w:pPr>
             <w:r>
-              <w:rPr/>
-            </w:r>
-          </w:p>
-        </w:tc>
-        <w:tc>
-          <w:tcPr>
-            <w:tcW w:w="883" w:type="dxa"/>
+              <w:rPr>
+                <w:rFonts w:eastAsia="Arial" w:cs="Arial"/>
+                <w:color w:val="555555"/>
+                <w:sz w:val="20"/>
+                <w:szCs w:val="20"/>
+              </w:rPr>
+            </w:r>
+          </w:p>
+        </w:tc>
+        <w:tc>
+          <w:tcPr>
+            <w:tcW w:w="884" w:type="dxa"/>
             <w:tcBorders>
               <w:top w:val="single" w:sz="2" w:space="0" w:color="CCCCCC"/>
               <w:start w:val="single" w:sz="2" w:space="0" w:color="CCCCCC"/>
@@ -3810,7 +3668,12 @@
               </w:rPr>
             </w:pPr>
             <w:r>
-              <w:rPr/>
+              <w:rPr>
+                <w:rFonts w:eastAsia="Arial" w:cs="Arial"/>
+                <w:color w:val="555555"/>
+                <w:sz w:val="20"/>
+                <w:szCs w:val="20"/>
+              </w:rPr>
             </w:r>
           </w:p>
         </w:tc>
@@ -3821,7 +3684,7 @@
         </w:trPr>
         <w:tc>
           <w:tcPr>
-            <w:tcW w:w="883" w:type="dxa"/>
+            <w:tcW w:w="882" w:type="dxa"/>
             <w:tcBorders>
               <w:top w:val="single" w:sz="2" w:space="0" w:color="CCCCCC"/>
               <w:start w:val="single" w:sz="2" w:space="0" w:color="CCCCCC"/>
@@ -3839,13 +3702,18 @@
               </w:rPr>
             </w:pPr>
             <w:r>
-              <w:rPr/>
-            </w:r>
-          </w:p>
-        </w:tc>
-        <w:tc>
-          <w:tcPr>
-            <w:tcW w:w="883" w:type="dxa"/>
+              <w:rPr>
+                <w:rFonts w:eastAsia="Arial" w:cs="Arial"/>
+                <w:color w:val="555555"/>
+                <w:sz w:val="20"/>
+                <w:szCs w:val="20"/>
+              </w:rPr>
+            </w:r>
+          </w:p>
+        </w:tc>
+        <w:tc>
+          <w:tcPr>
+            <w:tcW w:w="884" w:type="dxa"/>
             <w:tcBorders>
               <w:top w:val="single" w:sz="2" w:space="0" w:color="CCCCCC"/>
               <w:start w:val="single" w:sz="2" w:space="0" w:color="CCCCCC"/>
@@ -3884,7 +3752,12 @@
               </w:rPr>
             </w:pPr>
             <w:r>
-              <w:rPr/>
+              <w:rPr>
+                <w:rFonts w:eastAsia="Arial" w:cs="Arial"/>
+                <w:color w:val="555555"/>
+                <w:sz w:val="20"/>
+                <w:szCs w:val="20"/>
+              </w:rPr>
             </w:r>
           </w:p>
         </w:tc>
@@ -3893,7 +3766,7 @@
         <w:trPr/>
         <w:tc>
           <w:tcPr>
-            <w:tcW w:w="883" w:type="dxa"/>
+            <w:tcW w:w="882" w:type="dxa"/>
             <w:tcBorders>
               <w:top w:val="single" w:sz="2" w:space="0" w:color="CCCCCC"/>
               <w:start w:val="single" w:sz="2" w:space="0" w:color="CCCCCC"/>
@@ -3911,13 +3784,18 @@
               </w:rPr>
             </w:pPr>
             <w:r>
-              <w:rPr/>
-            </w:r>
-          </w:p>
-        </w:tc>
-        <w:tc>
-          <w:tcPr>
-            <w:tcW w:w="883" w:type="dxa"/>
+              <w:rPr>
+                <w:rFonts w:eastAsia="Arial" w:cs="Arial"/>
+                <w:color w:val="555555"/>
+                <w:sz w:val="20"/>
+                <w:szCs w:val="20"/>
+              </w:rPr>
+            </w:r>
+          </w:p>
+        </w:tc>
+        <w:tc>
+          <w:tcPr>
+            <w:tcW w:w="884" w:type="dxa"/>
             <w:tcBorders>
               <w:top w:val="single" w:sz="2" w:space="0" w:color="CCCCCC"/>
               <w:start w:val="single" w:sz="2" w:space="0" w:color="CCCCCC"/>
@@ -3956,7 +3834,12 @@
               </w:rPr>
             </w:pPr>
             <w:r>
-              <w:rPr/>
+              <w:rPr>
+                <w:rFonts w:eastAsia="Arial" w:cs="Arial"/>
+                <w:color w:val="555555"/>
+                <w:sz w:val="20"/>
+                <w:szCs w:val="20"/>
+              </w:rPr>
             </w:r>
           </w:p>
         </w:tc>
@@ -3983,25 +3866,14 @@
       </w:pPr>
       <w:r>
         <w:rPr>
-          <w:rFonts w:eastAsia="Arial" w:cs="Arial" w:ascii="Arial" w:hAnsi="Arial"/>
+          <w:rFonts w:eastAsia="Arial" w:cs="Arial"/>
           <w:b/>
           <w:bCs/>
           <w:color w:val="2E7D32"/>
           <w:sz w:val="30"/>
           <w:szCs w:val="30"/>
         </w:rPr>
-        <w:t xml:space="preserve">10. Estrutura da Documentação </w:t>
-      </w:r>
-      <w:r>
-        <w:rPr>
-          <w:rFonts w:eastAsia="Arial" w:cs="Arial" w:ascii="Arial" w:hAnsi="Arial"/>
-          <w:b/>
-          <w:bCs/>
-          <w:color w:val="2E7D32"/>
-          <w:sz w:val="30"/>
-          <w:szCs w:val="30"/>
-        </w:rPr>
-        <w:t>Inicial</w:t>
+        <w:t>10. Estrutura da Documentação Inicial</w:t>
       </w:r>
     </w:p>
     <w:p>
@@ -4044,14 +3916,14 @@
         </w:tblCellMar>
       </w:tblPr>
       <w:tblGrid>
-        <w:gridCol w:w="3499"/>
-        <w:gridCol w:w="5861"/>
+        <w:gridCol w:w="3498"/>
+        <w:gridCol w:w="5862"/>
       </w:tblGrid>
       <w:tr>
         <w:trPr/>
         <w:tc>
           <w:tcPr>
-            <w:tcW w:w="3499" w:type="dxa"/>
+            <w:tcW w:w="3498" w:type="dxa"/>
             <w:tcBorders>
               <w:top w:val="single" w:sz="2" w:space="0" w:color="CCCCCC"/>
               <w:start w:val="single" w:sz="2" w:space="0" w:color="CCCCCC"/>
@@ -4080,7 +3952,7 @@
         </w:tc>
         <w:tc>
           <w:tcPr>
-            <w:tcW w:w="5861" w:type="dxa"/>
+            <w:tcW w:w="5862" w:type="dxa"/>
             <w:tcBorders>
               <w:top w:val="single" w:sz="2" w:space="0" w:color="CCCCCC"/>
               <w:start w:val="single" w:sz="2" w:space="0" w:color="CCCCCC"/>
@@ -4112,7 +3984,7 @@
         <w:trPr/>
         <w:tc>
           <w:tcPr>
-            <w:tcW w:w="3499" w:type="dxa"/>
+            <w:tcW w:w="3498" w:type="dxa"/>
             <w:tcBorders>
               <w:top w:val="single" w:sz="2" w:space="0" w:color="CCCCCC"/>
               <w:start w:val="single" w:sz="2" w:space="0" w:color="CCCCCC"/>
@@ -4138,7 +4010,7 @@
         </w:tc>
         <w:tc>
           <w:tcPr>
-            <w:tcW w:w="5861" w:type="dxa"/>
+            <w:tcW w:w="5862" w:type="dxa"/>
             <w:tcBorders>
               <w:top w:val="single" w:sz="2" w:space="0" w:color="CCCCCC"/>
               <w:start w:val="single" w:sz="2" w:space="0" w:color="CCCCCC"/>
@@ -4167,11 +4039,11 @@
       </w:tr>
       <w:tr>
         <w:trPr>
-          <w:trHeight w:val="356" w:hRule="atLeast"/>
+          <w:trHeight w:val="290" w:hRule="atLeast"/>
         </w:trPr>
         <w:tc>
           <w:tcPr>
-            <w:tcW w:w="3499" w:type="dxa"/>
+            <w:tcW w:w="3498" w:type="dxa"/>
             <w:tcBorders>
               <w:start w:val="single" w:sz="2" w:space="0" w:color="CCCCCC"/>
               <w:bottom w:val="single" w:sz="2" w:space="0" w:color="CCCCCC"/>
@@ -4196,7 +4068,7 @@
         </w:tc>
         <w:tc>
           <w:tcPr>
-            <w:tcW w:w="5861" w:type="dxa"/>
+            <w:tcW w:w="5862" w:type="dxa"/>
             <w:tcBorders>
               <w:start w:val="single" w:sz="2" w:space="0" w:color="CCCCCC"/>
               <w:bottom w:val="single" w:sz="2" w:space="0" w:color="CCCCCC"/>
@@ -4254,7 +4126,7 @@
         <w:trPr/>
         <w:tc>
           <w:tcPr>
-            <w:tcW w:w="3499" w:type="dxa"/>
+            <w:tcW w:w="3498" w:type="dxa"/>
             <w:tcBorders>
               <w:start w:val="single" w:sz="2" w:space="0" w:color="CCCCCC"/>
               <w:bottom w:val="single" w:sz="2" w:space="0" w:color="CCCCCC"/>
@@ -4279,7 +4151,7 @@
         </w:tc>
         <w:tc>
           <w:tcPr>
-            <w:tcW w:w="5861" w:type="dxa"/>
+            <w:tcW w:w="5862" w:type="dxa"/>
             <w:tcBorders>
               <w:start w:val="single" w:sz="2" w:space="0" w:color="CCCCCC"/>
               <w:bottom w:val="single" w:sz="2" w:space="0" w:color="CCCCCC"/>
@@ -4310,7 +4182,7 @@
         <w:trPr/>
         <w:tc>
           <w:tcPr>
-            <w:tcW w:w="3499" w:type="dxa"/>
+            <w:tcW w:w="3498" w:type="dxa"/>
             <w:tcBorders>
               <w:top w:val="single" w:sz="2" w:space="0" w:color="CCCCCC"/>
               <w:start w:val="single" w:sz="2" w:space="0" w:color="CCCCCC"/>
@@ -4336,7 +4208,7 @@
         </w:tc>
         <w:tc>
           <w:tcPr>
-            <w:tcW w:w="5861" w:type="dxa"/>
+            <w:tcW w:w="5862" w:type="dxa"/>
             <w:tcBorders>
               <w:top w:val="single" w:sz="2" w:space="0" w:color="CCCCCC"/>
               <w:start w:val="single" w:sz="2" w:space="0" w:color="CCCCCC"/>
@@ -4368,7 +4240,7 @@
         <w:trPr/>
         <w:tc>
           <w:tcPr>
-            <w:tcW w:w="3499" w:type="dxa"/>
+            <w:tcW w:w="3498" w:type="dxa"/>
             <w:tcBorders>
               <w:top w:val="single" w:sz="2" w:space="0" w:color="CCCCCC"/>
               <w:start w:val="single" w:sz="2" w:space="0" w:color="CCCCCC"/>
@@ -4394,27 +4266,31 @@
         </w:tc>
         <w:tc>
           <w:tcPr>
-            <w:tcW w:w="5861" w:type="dxa"/>
-            <w:tcBorders>
-              <w:top w:val="single" w:sz="2" w:space="0" w:color="CCCCCC"/>
-              <w:start w:val="single" w:sz="2" w:space="0" w:color="CCCCCC"/>
-              <w:bottom w:val="single" w:sz="2" w:space="0" w:color="CCCCCC"/>
-              <w:end w:val="single" w:sz="2" w:space="0" w:color="CCCCCC"/>
-            </w:tcBorders>
-          </w:tcPr>
-          <w:p>
-            <w:pPr>
-              <w:pStyle w:val="Normal"/>
-              <w:rPr>
-                <w:rFonts w:ascii="Arial" w:hAnsi="Arial" w:eastAsia="Arial" w:cs="Arial"/>
-                <w:color w:val="555555"/>
-                <w:sz w:val="20"/>
-                <w:szCs w:val="20"/>
-              </w:rPr>
-            </w:pPr>
-            <w:r>
-              <w:rPr/>
-            </w:r>
+            <w:tcW w:w="5862" w:type="dxa"/>
+            <w:tcBorders>
+              <w:top w:val="single" w:sz="2" w:space="0" w:color="CCCCCC"/>
+              <w:start w:val="single" w:sz="2" w:space="0" w:color="CCCCCC"/>
+              <w:bottom w:val="single" w:sz="2" w:space="0" w:color="CCCCCC"/>
+              <w:end w:val="single" w:sz="2" w:space="0" w:color="CCCCCC"/>
+            </w:tcBorders>
+          </w:tcPr>
+          <w:p>
+            <w:pPr>
+              <w:pStyle w:val="Normal"/>
+              <w:rPr/>
+            </w:pPr>
+            <w:hyperlink r:id="rId5">
+              <w:r>
+                <w:rPr>
+                  <w:rStyle w:val="Hyperlink"/>
+                  <w:rFonts w:eastAsia="Arial" w:cs="Arial"/>
+                  <w:color w:val="555555"/>
+                  <w:sz w:val="20"/>
+                  <w:szCs w:val="20"/>
+                </w:rPr>
+                <w:t>Backlog</w:t>
+              </w:r>
+            </w:hyperlink>
           </w:p>
         </w:tc>
       </w:tr>
@@ -4440,7 +4316,7 @@
       </w:pPr>
       <w:r>
         <w:rPr>
-          <w:rFonts w:eastAsia="Arial" w:cs="Arial" w:ascii="Arial" w:hAnsi="Arial"/>
+          <w:rFonts w:eastAsia="Arial" w:cs="Arial"/>
           <w:b/>
           <w:bCs/>
           <w:color w:val="2E7D32"/>
@@ -4458,7 +4334,7 @@
       </w:pPr>
       <w:r>
         <w:rPr>
-          <w:rFonts w:eastAsia="Arial" w:cs="Arial" w:ascii="Arial" w:hAnsi="Arial"/>
+          <w:rFonts w:eastAsia="Arial" w:cs="Arial"/>
           <w:b/>
           <w:bCs/>
           <w:color w:val="2E7D32"/>
@@ -4473,7 +4349,7 @@
         <w:pStyle w:val="ListParagraph"/>
         <w:numPr>
           <w:ilvl w:val="0"/>
-          <w:numId w:val="1"/>
+          <w:numId w:val="3"/>
         </w:numPr>
         <w:spacing w:before="40" w:after="40"/>
         <w:rPr/>
@@ -4485,7 +4361,7 @@
           <w:sz w:val="22"/>
           <w:szCs w:val="22"/>
         </w:rPr>
-        <w:t>O sistema suporta apenas um dispositivo por instancia na versão atual.</w:t>
+        <w:t>O sistema suporta apenas um dispositivo por instância na versão atual.</w:t>
       </w:r>
     </w:p>
     <w:p>
@@ -4493,7 +4369,7 @@
         <w:pStyle w:val="ListParagraph"/>
         <w:numPr>
           <w:ilvl w:val="0"/>
-          <w:numId w:val="1"/>
+          <w:numId w:val="3"/>
         </w:numPr>
         <w:spacing w:before="40" w:after="40"/>
         <w:rPr/>
@@ -4526,7 +4402,7 @@
       </w:pPr>
       <w:r>
         <w:rPr>
-          <w:rFonts w:eastAsia="Arial" w:cs="Arial" w:ascii="Arial" w:hAnsi="Arial"/>
+          <w:rFonts w:eastAsia="Arial" w:cs="Arial"/>
           <w:b/>
           <w:bCs/>
           <w:color w:val="2E7D32"/>
@@ -4541,7 +4417,7 @@
         <w:pStyle w:val="ListParagraph"/>
         <w:numPr>
           <w:ilvl w:val="0"/>
-          <w:numId w:val="1"/>
+          <w:numId w:val="3"/>
         </w:numPr>
         <w:spacing w:before="40" w:after="40"/>
         <w:rPr/>
@@ -4553,7 +4429,7 @@
           <w:sz w:val="22"/>
           <w:szCs w:val="22"/>
         </w:rPr>
-        <w:t>O usuário possui smartphone com acesso a internet</w:t>
+        <w:t>O usuário possui smartphone com acesso à internet</w:t>
       </w:r>
     </w:p>
     <w:p>
@@ -4561,7 +4437,7 @@
         <w:pStyle w:val="ListParagraph"/>
         <w:numPr>
           <w:ilvl w:val="0"/>
-          <w:numId w:val="1"/>
+          <w:numId w:val="3"/>
         </w:numPr>
         <w:spacing w:before="40" w:after="40"/>
         <w:rPr/>
@@ -4581,7 +4457,7 @@
         <w:pStyle w:val="ListParagraph"/>
         <w:numPr>
           <w:ilvl w:val="0"/>
-          <w:numId w:val="1"/>
+          <w:numId w:val="3"/>
         </w:numPr>
         <w:spacing w:before="40" w:after="40"/>
         <w:rPr/>
@@ -4593,7 +4469,7 @@
           <w:sz w:val="22"/>
           <w:szCs w:val="22"/>
         </w:rPr>
-        <w:t>O reservatório sera reabastecido manualmente pelo usuário</w:t>
+        <w:t>O reservatório será reabastecido manualmente pelo usuário</w:t>
       </w:r>
     </w:p>
     <w:p>
@@ -4601,7 +4477,7 @@
         <w:pStyle w:val="ListParagraph"/>
         <w:numPr>
           <w:ilvl w:val="0"/>
-          <w:numId w:val="1"/>
+          <w:numId w:val="3"/>
         </w:numPr>
         <w:spacing w:before="40" w:after="40"/>
         <w:rPr>
@@ -4618,7 +4494,7 @@
           <w:sz w:val="22"/>
           <w:szCs w:val="22"/>
         </w:rPr>
-        <w:t>A estrutura física do reservatório sera construída pelos membros do projeto.</w:t>
+        <w:t>A estrutura física do reservatório será construída pelos membros do projeto.</w:t>
       </w:r>
     </w:p>
     <w:p>
@@ -4690,7 +4566,7 @@
         <w:pBdr>
           <w:bottom w:val="single" w:sz="6" w:space="4" w:color="2E7D32"/>
         </w:pBdr>
-        <w:spacing w:before="360" w:after="120"/>
+        <w:spacing w:before="0" w:after="120"/>
         <w:rPr>
           <w:rFonts w:ascii="Arial" w:hAnsi="Arial" w:eastAsia="Arial" w:cs="Arial"/>
           <w:b/>
@@ -4702,7 +4578,7 @@
       </w:pPr>
       <w:r>
         <w:rPr>
-          <w:rFonts w:eastAsia="Arial" w:cs="Arial" w:ascii="Arial" w:hAnsi="Arial"/>
+          <w:rFonts w:eastAsia="Arial" w:cs="Arial"/>
           <w:b/>
           <w:bCs/>
           <w:color w:val="2E7D32"/>
@@ -4991,12 +4867,12 @@
       </w:r>
     </w:p>
     <w:sectPr>
-      <w:headerReference w:type="even" r:id="rId5"/>
-      <w:headerReference w:type="default" r:id="rId6"/>
-      <w:headerReference w:type="first" r:id="rId7"/>
-      <w:footerReference w:type="even" r:id="rId8"/>
-      <w:footerReference w:type="default" r:id="rId9"/>
-      <w:footerReference w:type="first" r:id="rId10"/>
+      <w:headerReference w:type="even" r:id="rId6"/>
+      <w:headerReference w:type="default" r:id="rId7"/>
+      <w:headerReference w:type="first" r:id="rId8"/>
+      <w:footerReference w:type="even" r:id="rId9"/>
+      <w:footerReference w:type="default" r:id="rId10"/>
+      <w:footerReference w:type="first" r:id="rId11"/>
       <w:type w:val="nextPage"/>
       <w:pgSz w:w="11906" w:h="16838"/>
       <w:pgMar w:left="1440" w:right="1440" w:gutter="0" w:header="708" w:top="1440" w:footer="708" w:bottom="1440"/>
@@ -5174,6 +5050,7 @@
         </w:tabs>
         <w:ind w:start="1080" w:hanging="360"/>
       </w:pPr>
+      <w:rPr/>
     </w:lvl>
     <w:lvl w:ilvl="2">
       <w:start w:val="1"/>
@@ -5186,6 +5063,7 @@
         </w:tabs>
         <w:ind w:start="1440" w:hanging="360"/>
       </w:pPr>
+      <w:rPr/>
     </w:lvl>
     <w:lvl w:ilvl="3">
       <w:start w:val="1"/>
@@ -5198,6 +5076,7 @@
         </w:tabs>
         <w:ind w:start="1800" w:hanging="360"/>
       </w:pPr>
+      <w:rPr/>
     </w:lvl>
     <w:lvl w:ilvl="4">
       <w:start w:val="1"/>
@@ -5210,6 +5089,7 @@
         </w:tabs>
         <w:ind w:start="2160" w:hanging="360"/>
       </w:pPr>
+      <w:rPr/>
     </w:lvl>
     <w:lvl w:ilvl="5">
       <w:start w:val="1"/>
@@ -5222,6 +5102,7 @@
         </w:tabs>
         <w:ind w:start="2520" w:hanging="360"/>
       </w:pPr>
+      <w:rPr/>
     </w:lvl>
     <w:lvl w:ilvl="6">
       <w:start w:val="1"/>
@@ -5234,6 +5115,7 @@
         </w:tabs>
         <w:ind w:start="2880" w:hanging="360"/>
       </w:pPr>
+      <w:rPr/>
     </w:lvl>
     <w:lvl w:ilvl="7">
       <w:start w:val="1"/>
@@ -5246,6 +5128,7 @@
         </w:tabs>
         <w:ind w:start="3240" w:hanging="360"/>
       </w:pPr>
+      <w:rPr/>
     </w:lvl>
     <w:lvl w:ilvl="8">
       <w:start w:val="1"/>
@@ -5258,6 +5141,7 @@
         </w:tabs>
         <w:ind w:start="3600" w:hanging="360"/>
       </w:pPr>
+      <w:rPr/>
     </w:lvl>
   </w:abstractNum>
   <w:abstractNum w:abstractNumId="2">
@@ -5398,6 +5282,127 @@
     </w:lvl>
   </w:abstractNum>
   <w:abstractNum w:abstractNumId="3">
+    <w:lvl w:ilvl="0">
+      <w:start w:val="1"/>
+      <w:numFmt w:val="bullet"/>
+      <w:lvlText w:val=""/>
+      <w:lvlJc w:val="start"/>
+      <w:pPr>
+        <w:tabs>
+          <w:tab w:val="num" w:pos="0"/>
+        </w:tabs>
+        <w:ind w:start="720" w:hanging="360"/>
+      </w:pPr>
+      <w:rPr>
+        <w:rFonts w:ascii="Symbol" w:hAnsi="Symbol" w:cs="Symbol" w:hint="default"/>
+      </w:rPr>
+    </w:lvl>
+    <w:lvl w:ilvl="1">
+      <w:start w:val="1"/>
+      <w:numFmt w:val="decimal"/>
+      <w:lvlText w:val="%2."/>
+      <w:lvlJc w:val="start"/>
+      <w:pPr>
+        <w:tabs>
+          <w:tab w:val="num" w:pos="1080"/>
+        </w:tabs>
+        <w:ind w:start="1080" w:hanging="360"/>
+      </w:pPr>
+      <w:rPr/>
+    </w:lvl>
+    <w:lvl w:ilvl="2">
+      <w:start w:val="1"/>
+      <w:numFmt w:val="decimal"/>
+      <w:lvlText w:val="%3."/>
+      <w:lvlJc w:val="start"/>
+      <w:pPr>
+        <w:tabs>
+          <w:tab w:val="num" w:pos="1440"/>
+        </w:tabs>
+        <w:ind w:start="1440" w:hanging="360"/>
+      </w:pPr>
+      <w:rPr/>
+    </w:lvl>
+    <w:lvl w:ilvl="3">
+      <w:start w:val="1"/>
+      <w:numFmt w:val="decimal"/>
+      <w:lvlText w:val="%4."/>
+      <w:lvlJc w:val="start"/>
+      <w:pPr>
+        <w:tabs>
+          <w:tab w:val="num" w:pos="1800"/>
+        </w:tabs>
+        <w:ind w:start="1800" w:hanging="360"/>
+      </w:pPr>
+      <w:rPr/>
+    </w:lvl>
+    <w:lvl w:ilvl="4">
+      <w:start w:val="1"/>
+      <w:numFmt w:val="decimal"/>
+      <w:lvlText w:val="%5."/>
+      <w:lvlJc w:val="start"/>
+      <w:pPr>
+        <w:tabs>
+          <w:tab w:val="num" w:pos="2160"/>
+        </w:tabs>
+        <w:ind w:start="2160" w:hanging="360"/>
+      </w:pPr>
+      <w:rPr/>
+    </w:lvl>
+    <w:lvl w:ilvl="5">
+      <w:start w:val="1"/>
+      <w:numFmt w:val="decimal"/>
+      <w:lvlText w:val="%6."/>
+      <w:lvlJc w:val="start"/>
+      <w:pPr>
+        <w:tabs>
+          <w:tab w:val="num" w:pos="2520"/>
+        </w:tabs>
+        <w:ind w:start="2520" w:hanging="360"/>
+      </w:pPr>
+      <w:rPr/>
+    </w:lvl>
+    <w:lvl w:ilvl="6">
+      <w:start w:val="1"/>
+      <w:numFmt w:val="decimal"/>
+      <w:lvlText w:val="%7."/>
+      <w:lvlJc w:val="start"/>
+      <w:pPr>
+        <w:tabs>
+          <w:tab w:val="num" w:pos="2880"/>
+        </w:tabs>
+        <w:ind w:start="2880" w:hanging="360"/>
+      </w:pPr>
+      <w:rPr/>
+    </w:lvl>
+    <w:lvl w:ilvl="7">
+      <w:start w:val="1"/>
+      <w:numFmt w:val="decimal"/>
+      <w:lvlText w:val="%8."/>
+      <w:lvlJc w:val="start"/>
+      <w:pPr>
+        <w:tabs>
+          <w:tab w:val="num" w:pos="3240"/>
+        </w:tabs>
+        <w:ind w:start="3240" w:hanging="360"/>
+      </w:pPr>
+      <w:rPr/>
+    </w:lvl>
+    <w:lvl w:ilvl="8">
+      <w:start w:val="1"/>
+      <w:numFmt w:val="decimal"/>
+      <w:lvlText w:val="%9."/>
+      <w:lvlJc w:val="start"/>
+      <w:pPr>
+        <w:tabs>
+          <w:tab w:val="num" w:pos="3600"/>
+        </w:tabs>
+        <w:ind w:start="3600" w:hanging="360"/>
+      </w:pPr>
+      <w:rPr/>
+    </w:lvl>
+  </w:abstractNum>
+  <w:abstractNum w:abstractNumId="4">
     <w:lvl w:ilvl="0">
       <w:start w:val="1"/>
       <w:numFmt w:val="none"/>
@@ -5526,7 +5531,10 @@
     <w:abstractNumId w:val="3"/>
   </w:num>
   <w:num w:numId="4">
-    <w:abstractNumId w:val="1"/>
+    <w:abstractNumId w:val="4"/>
+  </w:num>
+  <w:num w:numId="5">
+    <w:abstractNumId w:val="3"/>
     <w:lvlOverride w:ilvl="0">
       <w:startOverride w:val="1"/>
     </w:lvlOverride>
@@ -5556,6 +5564,7 @@
     <w:qFormat/>
     <w:pPr>
       <w:widowControl/>
+      <w:suppressAutoHyphens w:val="true"/>
       <w:bidi w:val="0"/>
       <w:spacing w:before="0" w:after="0"/>
       <w:jc w:val="start"/>
@@ -5571,7 +5580,7 @@
   </w:style>
   <w:style w:type="paragraph" w:styleId="Heading1">
     <w:name w:val="heading 1"/>
-    <w:basedOn w:val="Ttulo"/>
+    <w:basedOn w:val="Ttulouser"/>
     <w:qFormat/>
     <w:pPr>
       <w:spacing w:before="360" w:after="120"/>
@@ -5588,7 +5597,7 @@
   </w:style>
   <w:style w:type="paragraph" w:styleId="Heading2">
     <w:name w:val="heading 2"/>
-    <w:basedOn w:val="Ttulo"/>
+    <w:basedOn w:val="Ttulouser"/>
     <w:qFormat/>
     <w:pPr>
       <w:spacing w:before="280" w:after="100"/>
@@ -5605,7 +5614,7 @@
   </w:style>
   <w:style w:type="paragraph" w:styleId="Heading3">
     <w:name w:val="heading 3"/>
-    <w:basedOn w:val="Ttulo"/>
+    <w:basedOn w:val="Ttulouser"/>
     <w:qFormat/>
     <w:pPr>
       <w:spacing w:before="200" w:after="80"/>
@@ -5622,7 +5631,7 @@
   </w:style>
   <w:style w:type="paragraph" w:styleId="Heading4">
     <w:name w:val="heading 4"/>
-    <w:basedOn w:val="Ttulo"/>
+    <w:basedOn w:val="Ttulouser"/>
     <w:qFormat/>
     <w:pPr/>
     <w:rPr>
@@ -5633,7 +5642,7 @@
   </w:style>
   <w:style w:type="paragraph" w:styleId="Heading5">
     <w:name w:val="heading 5"/>
-    <w:basedOn w:val="Ttulo"/>
+    <w:basedOn w:val="Ttulouser"/>
     <w:qFormat/>
     <w:pPr/>
     <w:rPr>
@@ -5642,7 +5651,7 @@
   </w:style>
   <w:style w:type="paragraph" w:styleId="Heading6">
     <w:name w:val="heading 6"/>
-    <w:basedOn w:val="Ttulo"/>
+    <w:basedOn w:val="Ttulouser"/>
     <w:qFormat/>
     <w:pPr/>
     <w:rPr>
@@ -5658,11 +5667,18 @@
       <w:u w:val="single"/>
     </w:rPr>
   </w:style>
-  <w:style w:type="character" w:styleId="Caracteresdenotaderodap">
-    <w:name w:val="Caracteres de nota de rodapé"/>
+  <w:style w:type="character" w:styleId="Caracteresdenotaderodapuser">
+    <w:name w:val="Caracteres de nota de rodapé (user)"/>
     <w:uiPriority w:val="99"/>
     <w:semiHidden/>
     <w:unhideWhenUsed/>
+    <w:qFormat/>
+    <w:rPr>
+      <w:vertAlign w:val="superscript"/>
+    </w:rPr>
+  </w:style>
+  <w:style w:type="character" w:styleId="Caracteresdenotaderodap">
+    <w:name w:val="Caracteres de nota de rodapé"/>
     <w:qFormat/>
     <w:rPr>
       <w:vertAlign w:val="superscript"/>
@@ -5685,11 +5701,18 @@
       <w:szCs w:val="20"/>
     </w:rPr>
   </w:style>
-  <w:style w:type="character" w:styleId="Caracteresdenotadefim">
-    <w:name w:val="Caracteres de nota de fim"/>
+  <w:style w:type="character" w:styleId="Caracteresdenotadefimuser">
+    <w:name w:val="Caracteres de nota de fim (user)"/>
     <w:uiPriority w:val="99"/>
     <w:semiHidden/>
     <w:unhideWhenUsed/>
+    <w:qFormat/>
+    <w:rPr>
+      <w:vertAlign w:val="superscript"/>
+    </w:rPr>
+  </w:style>
+  <w:style w:type="character" w:styleId="Caracteresdenotadefim">
+    <w:name w:val="Caracteres de nota de fim"/>
     <w:qFormat/>
     <w:rPr>
       <w:vertAlign w:val="superscript"/>
@@ -5712,8 +5735,8 @@
       <w:szCs w:val="20"/>
     </w:rPr>
   </w:style>
-  <w:style w:type="character" w:styleId="Marcadores">
-    <w:name w:val="Marcadores"/>
+  <w:style w:type="character" w:styleId="Marcadoresuser">
+    <w:name w:val="Marcadores (user)"/>
     <w:qFormat/>
     <w:rPr>
       <w:rFonts w:ascii="OpenSymbol" w:hAnsi="OpenSymbol" w:eastAsia="OpenSymbol" w:cs="OpenSymbol"/>
@@ -5736,7 +5759,7 @@
       <w:spacing w:before="240" w:after="120"/>
     </w:pPr>
     <w:rPr>
-      <w:rFonts w:ascii="Liberation Sans" w:hAnsi="Liberation Sans" w:eastAsia="Noto Sans CJK SC" w:cs="Noto Sans Devanagari"/>
+      <w:rFonts w:ascii="Liberation Sans" w:hAnsi="Liberation Sans" w:eastAsia="Microsoft YaHei" w:cs="Arial"/>
       <w:sz w:val="28"/>
       <w:szCs w:val="28"/>
     </w:rPr>
@@ -5781,12 +5804,38 @@
       <w:suppressLineNumbers/>
     </w:pPr>
     <w:rPr>
+      <w:rFonts w:cs="Arial"/>
+    </w:rPr>
+  </w:style>
+  <w:style w:type="paragraph" w:styleId="Ttulouser">
+    <w:name w:val="Título (user)"/>
+    <w:basedOn w:val="Normal"/>
+    <w:next w:val="BodyText"/>
+    <w:qFormat/>
+    <w:pPr>
+      <w:keepNext w:val="true"/>
+      <w:spacing w:before="240" w:after="120"/>
+    </w:pPr>
+    <w:rPr>
+      <w:rFonts w:ascii="Liberation Sans" w:hAnsi="Liberation Sans" w:eastAsia="Noto Sans CJK SC" w:cs="Noto Sans Devanagari"/>
+      <w:sz w:val="28"/>
+      <w:szCs w:val="28"/>
+    </w:rPr>
+  </w:style>
+  <w:style w:type="paragraph" w:styleId="ndiceuser">
+    <w:name w:val="Índice (user)"/>
+    <w:basedOn w:val="Normal"/>
+    <w:qFormat/>
+    <w:pPr>
+      <w:suppressLineNumbers/>
+    </w:pPr>
+    <w:rPr>
       <w:rFonts w:cs="Noto Sans Devanagari"/>
     </w:rPr>
   </w:style>
   <w:style w:type="paragraph" w:styleId="Title">
     <w:name w:val="Title"/>
-    <w:basedOn w:val="Ttulo"/>
+    <w:basedOn w:val="Ttulouser"/>
     <w:qFormat/>
     <w:pPr/>
     <w:rPr>
@@ -5799,6 +5848,7 @@
     <w:qFormat/>
     <w:pPr>
       <w:widowControl/>
+      <w:suppressAutoHyphens w:val="true"/>
       <w:bidi w:val="0"/>
       <w:spacing w:before="0" w:after="0"/>
       <w:jc w:val="start"/>
@@ -5819,6 +5869,7 @@
     <w:qFormat/>
     <w:pPr>
       <w:widowControl/>
+      <w:suppressAutoHyphens w:val="true"/>
       <w:bidi w:val="0"/>
       <w:spacing w:before="0" w:after="0"/>
       <w:jc w:val="start"/>
@@ -5862,6 +5913,13 @@
       <w:szCs w:val="20"/>
     </w:rPr>
   </w:style>
+  <w:style w:type="paragraph" w:styleId="Cabealhoerodapuser">
+    <w:name w:val="Cabeçalho e rodapé (user)"/>
+    <w:basedOn w:val="Normal"/>
+    <w:qFormat/>
+    <w:pPr/>
+    <w:rPr/>
+  </w:style>
   <w:style w:type="paragraph" w:styleId="Cabealhoerodap">
     <w:name w:val="Cabeçalho e rodapé"/>
     <w:basedOn w:val="Normal"/>
@@ -5871,18 +5929,18 @@
   </w:style>
   <w:style w:type="paragraph" w:styleId="Header">
     <w:name w:val="header"/>
-    <w:basedOn w:val="Cabealhoerodap"/>
+    <w:basedOn w:val="Cabealhoerodapuser"/>
     <w:pPr/>
     <w:rPr/>
   </w:style>
   <w:style w:type="paragraph" w:styleId="Footer">
     <w:name w:val="footer"/>
-    <w:basedOn w:val="Cabealhoerodap"/>
+    <w:basedOn w:val="Cabealhoerodapuser"/>
     <w:pPr/>
     <w:rPr/>
   </w:style>
-  <w:style w:type="paragraph" w:styleId="Contedodatabela">
-    <w:name w:val="Conteúdo da tabela"/>
+  <w:style w:type="paragraph" w:styleId="Contedodatabelauser">
+    <w:name w:val="Conteúdo da tabela (user)"/>
     <w:basedOn w:val="Normal"/>
     <w:qFormat/>
     <w:pPr>
@@ -5891,9 +5949,9 @@
     </w:pPr>
     <w:rPr/>
   </w:style>
-  <w:style w:type="paragraph" w:styleId="Ttulodetabela">
-    <w:name w:val="Título de tabela"/>
-    <w:basedOn w:val="Contedodatabela"/>
+  <w:style w:type="paragraph" w:styleId="Ttulodetabelauser">
+    <w:name w:val="Título de tabela (user)"/>
+    <w:basedOn w:val="Contedodatabelauser"/>
     <w:qFormat/>
     <w:pPr>
       <w:suppressLineNumbers/>
@@ -5915,37 +5973,37 @@
         <a:srgbClr val="000000"/>
       </a:dk1>
       <a:lt1>
-        <a:srgbClr val="ffffff"/>
+        <a:srgbClr val="FFFFFF"/>
       </a:lt1>
       <a:dk2>
         <a:srgbClr val="000000"/>
       </a:dk2>
       <a:lt2>
-        <a:srgbClr val="ffffff"/>
+        <a:srgbClr val="FFFFFF"/>
       </a:lt2>
       <a:accent1>
-        <a:srgbClr val="18a303"/>
+        <a:srgbClr val="18A303"/>
       </a:accent1>
       <a:accent2>
-        <a:srgbClr val="0369a3"/>
+        <a:srgbClr val="0369A3"/>
       </a:accent2>
       <a:accent3>
-        <a:srgbClr val="a33e03"/>
+        <a:srgbClr val="A33E03"/>
       </a:accent3>
       <a:accent4>
-        <a:srgbClr val="8e03a3"/>
+        <a:srgbClr val="8E03A3"/>
       </a:accent4>
       <a:accent5>
-        <a:srgbClr val="c99c00"/>
+        <a:srgbClr val="C99C00"/>
       </a:accent5>
       <a:accent6>
-        <a:srgbClr val="c9211e"/>
+        <a:srgbClr val="C9211E"/>
       </a:accent6>
       <a:hlink>
-        <a:srgbClr val="0000ee"/>
+        <a:srgbClr val="0000EE"/>
       </a:hlink>
       <a:folHlink>
-        <a:srgbClr val="551a8b"/>
+        <a:srgbClr val="551A8B"/>
       </a:folHlink>
     </a:clrScheme>
     <a:fontScheme name="Office">

--- a/doc/CornDrop_Documentacao_Escopo.docx
+++ b/doc/CornDrop_Documentacao_Escopo.docx
@@ -2904,7 +2904,7 @@
         <w:pStyle w:val="ListParagraph"/>
         <w:numPr>
           <w:ilvl w:val="0"/>
-          <w:numId w:val="2"/>
+          <w:numId w:val="1"/>
         </w:numPr>
         <w:spacing w:before="40" w:after="40"/>
         <w:jc w:val="both"/>
@@ -2925,7 +2925,7 @@
         <w:pStyle w:val="ListParagraph"/>
         <w:numPr>
           <w:ilvl w:val="0"/>
-          <w:numId w:val="2"/>
+          <w:numId w:val="1"/>
         </w:numPr>
         <w:spacing w:before="40" w:after="40"/>
         <w:jc w:val="both"/>
@@ -2946,7 +2946,7 @@
         <w:pStyle w:val="ListParagraph"/>
         <w:numPr>
           <w:ilvl w:val="0"/>
-          <w:numId w:val="2"/>
+          <w:numId w:val="1"/>
         </w:numPr>
         <w:spacing w:before="40" w:after="40"/>
         <w:jc w:val="both"/>
@@ -2967,7 +2967,7 @@
         <w:pStyle w:val="ListParagraph"/>
         <w:numPr>
           <w:ilvl w:val="0"/>
-          <w:numId w:val="2"/>
+          <w:numId w:val="1"/>
         </w:numPr>
         <w:spacing w:before="40" w:after="40"/>
         <w:jc w:val="both"/>
@@ -2988,7 +2988,7 @@
         <w:pStyle w:val="ListParagraph"/>
         <w:numPr>
           <w:ilvl w:val="0"/>
-          <w:numId w:val="2"/>
+          <w:numId w:val="1"/>
         </w:numPr>
         <w:spacing w:before="40" w:after="40"/>
         <w:jc w:val="both"/>
@@ -3009,7 +3009,7 @@
         <w:pStyle w:val="ListParagraph"/>
         <w:numPr>
           <w:ilvl w:val="0"/>
-          <w:numId w:val="2"/>
+          <w:numId w:val="1"/>
         </w:numPr>
         <w:spacing w:before="40" w:after="40"/>
         <w:jc w:val="both"/>
@@ -3205,6 +3205,16 @@
                 <w:sz w:val="20"/>
                 <w:szCs w:val="20"/>
               </w:rPr>
+              <w:t>D</w:t>
+            </w:r>
+            <w:r>
+              <w:rPr>
+                <w:rFonts w:eastAsia="Arial" w:cs="Arial"/>
+                <w:color w:val="555555"/>
+                <w:sz w:val="20"/>
+                <w:szCs w:val="20"/>
+              </w:rPr>
+              <w:t xml:space="preserve">esenvolvimento da tela principal de monitoramento do sistema, permitindo a visualização consolidada de indicadores operacionais, status dos dispositivos, consumo semanal, nível do reservatório. O módulo tem como objetivo fornecer uma visão rápida e estratégica da operação em tempo real. </w:t>
             </w:r>
           </w:p>
         </w:tc>
@@ -3238,6 +3248,16 @@
                 <w:sz w:val="20"/>
                 <w:szCs w:val="20"/>
               </w:rPr>
+              <w:t>EP-0</w:t>
+            </w:r>
+            <w:r>
+              <w:rPr>
+                <w:rFonts w:eastAsia="Arial" w:cs="Arial"/>
+                <w:color w:val="555555"/>
+                <w:sz w:val="20"/>
+                <w:szCs w:val="20"/>
+              </w:rPr>
+              <w:t>2</w:t>
             </w:r>
           </w:p>
         </w:tc>
@@ -3268,6 +3288,7 @@
                 <w:sz w:val="20"/>
                 <w:szCs w:val="20"/>
               </w:rPr>
+              <w:t xml:space="preserve">Contempla o desenvolvimento das funcionalidades de gerenciamento dos dispositivos IoT vinculados ao sistema, incluindo cadastro, visualização de status e acesso aos detalhes individuais de cada dispositivo, garantindo controle operacional e rastreabilidade da infraestrutura. </w:t>
             </w:r>
           </w:p>
         </w:tc>
@@ -3303,6 +3324,16 @@
                 <w:sz w:val="20"/>
                 <w:szCs w:val="20"/>
               </w:rPr>
+              <w:t>EP-0</w:t>
+            </w:r>
+            <w:r>
+              <w:rPr>
+                <w:rFonts w:eastAsia="Arial" w:cs="Arial"/>
+                <w:color w:val="555555"/>
+                <w:sz w:val="20"/>
+                <w:szCs w:val="20"/>
+              </w:rPr>
+              <w:t>3</w:t>
             </w:r>
           </w:p>
         </w:tc>
@@ -3333,6 +3364,16 @@
                 <w:sz w:val="20"/>
                 <w:szCs w:val="20"/>
               </w:rPr>
+              <w:t>Implementação</w:t>
+            </w:r>
+            <w:r>
+              <w:rPr>
+                <w:rFonts w:eastAsia="Arial" w:cs="Arial"/>
+                <w:color w:val="555555"/>
+                <w:sz w:val="20"/>
+                <w:szCs w:val="20"/>
+              </w:rPr>
+              <w:t xml:space="preserve"> do módulo de controle de estoque, permitindo acompanhar níveis de insumos, registros de entrada e histórico de movimentações. O objetivo é fornecer suporte ao gerenciamento eficiente do abastecimento operacional. </w:t>
             </w:r>
           </w:p>
         </w:tc>
@@ -3366,6 +3407,16 @@
                 <w:sz w:val="20"/>
                 <w:szCs w:val="20"/>
               </w:rPr>
+              <w:t>EP-0</w:t>
+            </w:r>
+            <w:r>
+              <w:rPr>
+                <w:rFonts w:eastAsia="Arial" w:cs="Arial"/>
+                <w:color w:val="555555"/>
+                <w:sz w:val="20"/>
+                <w:szCs w:val="20"/>
+              </w:rPr>
+              <w:t>4</w:t>
             </w:r>
           </w:p>
         </w:tc>
@@ -3396,6 +3447,97 @@
                 <w:sz w:val="20"/>
                 <w:szCs w:val="20"/>
               </w:rPr>
+              <w:t xml:space="preserve">Contempla o desenvolvimento das funcionalidades de criação, edição e gerenciamento de rotinas automáticas de alimentação, incluindo configuração de horários, frequência, dispositivos vinculados e monitoramento do consumo projetado. O módulo busca automatizar e otimizar a operação diária do sistema. </w:t>
+            </w:r>
+          </w:p>
+        </w:tc>
+      </w:tr>
+      <w:tr>
+        <w:trPr/>
+        <w:tc>
+          <w:tcPr>
+            <w:tcW w:w="1710" w:type="dxa"/>
+            <w:tcBorders>
+              <w:start w:val="single" w:sz="2" w:space="0" w:color="CCCCCC"/>
+              <w:bottom w:val="single" w:sz="2" w:space="0" w:color="CCCCCC"/>
+              <w:end w:val="single" w:sz="2" w:space="0" w:color="CCCCCC"/>
+            </w:tcBorders>
+          </w:tcPr>
+          <w:p>
+            <w:pPr>
+              <w:pStyle w:val="Normal"/>
+              <w:rPr>
+                <w:rFonts w:ascii="Arial" w:hAnsi="Arial" w:eastAsia="Arial" w:cs="Arial"/>
+                <w:color w:val="555555"/>
+                <w:sz w:val="20"/>
+                <w:szCs w:val="20"/>
+              </w:rPr>
+            </w:pPr>
+            <w:r>
+              <w:rPr>
+                <w:rFonts w:eastAsia="Arial" w:cs="Arial"/>
+                <w:color w:val="555555"/>
+                <w:sz w:val="20"/>
+                <w:szCs w:val="20"/>
+              </w:rPr>
+              <w:t>EP-0</w:t>
+            </w:r>
+            <w:r>
+              <w:rPr>
+                <w:rFonts w:eastAsia="Arial" w:cs="Arial"/>
+                <w:color w:val="555555"/>
+                <w:sz w:val="20"/>
+                <w:szCs w:val="20"/>
+              </w:rPr>
+              <w:t>5</w:t>
+            </w:r>
+          </w:p>
+        </w:tc>
+        <w:tc>
+          <w:tcPr>
+            <w:tcW w:w="7650" w:type="dxa"/>
+            <w:tcBorders>
+              <w:start w:val="single" w:sz="2" w:space="0" w:color="CCCCCC"/>
+              <w:bottom w:val="single" w:sz="2" w:space="0" w:color="CCCCCC"/>
+              <w:end w:val="single" w:sz="2" w:space="0" w:color="CCCCCC"/>
+            </w:tcBorders>
+          </w:tcPr>
+          <w:p>
+            <w:pPr>
+              <w:pStyle w:val="Normal"/>
+              <w:rPr>
+                <w:rFonts w:ascii="Arial" w:hAnsi="Arial" w:eastAsia="Arial" w:cs="Arial"/>
+                <w:color w:val="555555"/>
+                <w:sz w:val="20"/>
+                <w:szCs w:val="20"/>
+              </w:rPr>
+            </w:pPr>
+            <w:r>
+              <w:rPr>
+                <w:rFonts w:eastAsia="Arial" w:cs="Arial"/>
+                <w:color w:val="555555"/>
+                <w:sz w:val="20"/>
+                <w:szCs w:val="20"/>
+              </w:rPr>
+              <w:t xml:space="preserve">Responsável pela implementação </w:t>
+            </w:r>
+            <w:r>
+              <w:rPr>
+                <w:rFonts w:eastAsia="Arial" w:cs="Arial"/>
+                <w:color w:val="555555"/>
+                <w:sz w:val="20"/>
+                <w:szCs w:val="20"/>
+              </w:rPr>
+              <w:t xml:space="preserve">da </w:t>
+            </w:r>
+            <w:r>
+              <w:rPr>
+                <w:rFonts w:eastAsia="Arial" w:cs="Arial"/>
+                <w:color w:val="555555"/>
+                <w:sz w:val="20"/>
+                <w:szCs w:val="20"/>
+              </w:rPr>
+              <w:t xml:space="preserve">estrutura visual compartilhada entre as telas do sistema, incluindo navbar desktop. O objetivo é garantir consistência visual, acessibilidade e fluidez na experiência do usuário em diferentes dispositivos. </w:t>
             </w:r>
           </w:p>
         </w:tc>
@@ -3405,6 +3547,53 @@
       <w:pPr>
         <w:pStyle w:val="Normal"/>
         <w:spacing w:before="200" w:after="0"/>
+        <w:rPr/>
+      </w:pPr>
+      <w:r>
+        <w:rPr/>
+      </w:r>
+    </w:p>
+    <w:p>
+      <w:pPr>
+        <w:pStyle w:val="Heading1"/>
+        <w:pBdr>
+          <w:bottom w:val="single" w:sz="6" w:space="4" w:color="2E7D32"/>
+        </w:pBdr>
+        <w:spacing w:before="360" w:after="120"/>
+        <w:rPr/>
+      </w:pPr>
+      <w:r>
+        <w:rPr>
+          <w:rFonts w:eastAsia="Arial" w:cs="Arial"/>
+          <w:b/>
+          <w:bCs/>
+          <w:color w:val="2E7D32"/>
+          <w:sz w:val="30"/>
+          <w:szCs w:val="30"/>
+        </w:rPr>
+        <w:t>10. Estrutura da Documentação Inicial</w:t>
+      </w:r>
+    </w:p>
+    <w:p>
+      <w:pPr>
+        <w:pStyle w:val="Normal"/>
+        <w:spacing w:before="60" w:after="80"/>
+        <w:rPr/>
+      </w:pPr>
+      <w:r>
+        <w:rPr>
+          <w:rFonts w:eastAsia="Arial" w:cs="Arial"/>
+          <w:color w:val="555555"/>
+          <w:sz w:val="22"/>
+          <w:szCs w:val="22"/>
+        </w:rPr>
+        <w:t>A documentação completa do projeto esta distribuída conforme abaixo:</w:t>
+      </w:r>
+    </w:p>
+    <w:p>
+      <w:pPr>
+        <w:pStyle w:val="Normal"/>
+        <w:spacing w:before="80" w:after="0"/>
         <w:rPr/>
       </w:pPr>
       <w:r>
@@ -3425,19 +3614,19 @@
         </w:tblCellMar>
       </w:tblPr>
       <w:tblGrid>
-        <w:gridCol w:w="882"/>
-        <w:gridCol w:w="884"/>
-        <w:gridCol w:w="7594"/>
+        <w:gridCol w:w="3497"/>
+        <w:gridCol w:w="5863"/>
       </w:tblGrid>
       <w:tr>
         <w:trPr/>
         <w:tc>
           <w:tcPr>
-            <w:tcW w:w="882" w:type="dxa"/>
-            <w:tcBorders>
-              <w:top w:val="single" w:sz="2" w:space="0" w:color="CCCCCC"/>
-              <w:start w:val="single" w:sz="2" w:space="0" w:color="CCCCCC"/>
-              <w:bottom w:val="single" w:sz="2" w:space="0" w:color="CCCCCC"/>
+            <w:tcW w:w="3497" w:type="dxa"/>
+            <w:tcBorders>
+              <w:top w:val="single" w:sz="2" w:space="0" w:color="CCCCCC"/>
+              <w:start w:val="single" w:sz="2" w:space="0" w:color="CCCCCC"/>
+              <w:bottom w:val="single" w:sz="2" w:space="0" w:color="CCCCCC"/>
+              <w:end w:val="single" w:sz="2" w:space="0" w:color="CCCCCC"/>
             </w:tcBorders>
             <w:shd w:fill="C8E6C9" w:val="clear"/>
           </w:tcPr>
@@ -3455,13 +3644,13 @@
                 <w:sz w:val="20"/>
                 <w:szCs w:val="20"/>
               </w:rPr>
-              <w:t>Epic</w:t>
-            </w:r>
-          </w:p>
-        </w:tc>
-        <w:tc>
-          <w:tcPr>
-            <w:tcW w:w="884" w:type="dxa"/>
+              <w:t>Documento</w:t>
+            </w:r>
+          </w:p>
+        </w:tc>
+        <w:tc>
+          <w:tcPr>
+            <w:tcW w:w="5863" w:type="dxa"/>
             <w:tcBorders>
               <w:top w:val="single" w:sz="2" w:space="0" w:color="CCCCCC"/>
               <w:start w:val="single" w:sz="2" w:space="0" w:color="CCCCCC"/>
@@ -3484,36 +3673,7 @@
                 <w:sz w:val="20"/>
                 <w:szCs w:val="20"/>
               </w:rPr>
-              <w:t>HU</w:t>
-            </w:r>
-          </w:p>
-        </w:tc>
-        <w:tc>
-          <w:tcPr>
-            <w:tcW w:w="7594" w:type="dxa"/>
-            <w:tcBorders>
-              <w:top w:val="single" w:sz="2" w:space="0" w:color="CCCCCC"/>
-              <w:start w:val="single" w:sz="2" w:space="0" w:color="CCCCCC"/>
-              <w:bottom w:val="single" w:sz="2" w:space="0" w:color="CCCCCC"/>
-              <w:end w:val="single" w:sz="2" w:space="0" w:color="CCCCCC"/>
-            </w:tcBorders>
-            <w:shd w:fill="C8E6C9" w:val="clear"/>
-          </w:tcPr>
-          <w:p>
-            <w:pPr>
-              <w:pStyle w:val="Normal"/>
-              <w:rPr/>
-            </w:pPr>
-            <w:r>
-              <w:rPr>
-                <w:rFonts w:eastAsia="Arial" w:cs="Arial"/>
-                <w:b/>
-                <w:bCs/>
-                <w:color w:val="2E7D32"/>
-                <w:sz w:val="20"/>
-                <w:szCs w:val="20"/>
-              </w:rPr>
-              <w:t>Descrição</w:t>
+              <w:t>Localização</w:t>
             </w:r>
           </w:p>
         </w:tc>
@@ -3522,469 +3682,7 @@
         <w:trPr/>
         <w:tc>
           <w:tcPr>
-            <w:tcW w:w="882" w:type="dxa"/>
-            <w:tcBorders>
-              <w:top w:val="single" w:sz="2" w:space="0" w:color="CCCCCC"/>
-              <w:start w:val="single" w:sz="2" w:space="0" w:color="CCCCCC"/>
-              <w:bottom w:val="single" w:sz="2" w:space="0" w:color="CCCCCC"/>
-            </w:tcBorders>
-          </w:tcPr>
-          <w:p>
-            <w:pPr>
-              <w:pStyle w:val="Normal"/>
-              <w:rPr/>
-            </w:pPr>
-            <w:r>
-              <w:rPr>
-                <w:rFonts w:eastAsia="Arial" w:cs="Arial"/>
-                <w:color w:val="555555"/>
-                <w:sz w:val="20"/>
-                <w:szCs w:val="20"/>
-              </w:rPr>
-              <w:t>EP-01</w:t>
-            </w:r>
-          </w:p>
-        </w:tc>
-        <w:tc>
-          <w:tcPr>
-            <w:tcW w:w="884" w:type="dxa"/>
-            <w:tcBorders>
-              <w:top w:val="single" w:sz="2" w:space="0" w:color="CCCCCC"/>
-              <w:start w:val="single" w:sz="2" w:space="0" w:color="CCCCCC"/>
-              <w:bottom w:val="single" w:sz="2" w:space="0" w:color="CCCCCC"/>
-              <w:end w:val="single" w:sz="2" w:space="0" w:color="CCCCCC"/>
-            </w:tcBorders>
-          </w:tcPr>
-          <w:p>
-            <w:pPr>
-              <w:pStyle w:val="Normal"/>
-              <w:rPr/>
-            </w:pPr>
-            <w:r>
-              <w:rPr/>
-            </w:r>
-          </w:p>
-        </w:tc>
-        <w:tc>
-          <w:tcPr>
-            <w:tcW w:w="7594" w:type="dxa"/>
-            <w:tcBorders>
-              <w:top w:val="single" w:sz="2" w:space="0" w:color="CCCCCC"/>
-              <w:start w:val="single" w:sz="2" w:space="0" w:color="CCCCCC"/>
-              <w:bottom w:val="single" w:sz="2" w:space="0" w:color="CCCCCC"/>
-              <w:end w:val="single" w:sz="2" w:space="0" w:color="CCCCCC"/>
-            </w:tcBorders>
-          </w:tcPr>
-          <w:p>
-            <w:pPr>
-              <w:pStyle w:val="Normal"/>
-              <w:rPr>
-                <w:rFonts w:ascii="Arial" w:hAnsi="Arial" w:eastAsia="Arial" w:cs="Arial"/>
-                <w:color w:val="555555"/>
-                <w:sz w:val="20"/>
-                <w:szCs w:val="20"/>
-              </w:rPr>
-            </w:pPr>
-            <w:r>
-              <w:rPr>
-                <w:rFonts w:eastAsia="Arial" w:cs="Arial"/>
-                <w:color w:val="555555"/>
-                <w:sz w:val="20"/>
-                <w:szCs w:val="20"/>
-              </w:rPr>
-            </w:r>
-          </w:p>
-        </w:tc>
-      </w:tr>
-      <w:tr>
-        <w:trPr/>
-        <w:tc>
-          <w:tcPr>
-            <w:tcW w:w="882" w:type="dxa"/>
-            <w:tcBorders>
-              <w:top w:val="single" w:sz="2" w:space="0" w:color="CCCCCC"/>
-              <w:start w:val="single" w:sz="2" w:space="0" w:color="CCCCCC"/>
-              <w:bottom w:val="single" w:sz="2" w:space="0" w:color="CCCCCC"/>
-            </w:tcBorders>
-          </w:tcPr>
-          <w:p>
-            <w:pPr>
-              <w:pStyle w:val="Normal"/>
-              <w:rPr>
-                <w:rFonts w:ascii="Arial" w:hAnsi="Arial" w:eastAsia="Arial" w:cs="Arial"/>
-                <w:color w:val="555555"/>
-                <w:sz w:val="20"/>
-                <w:szCs w:val="20"/>
-              </w:rPr>
-            </w:pPr>
-            <w:r>
-              <w:rPr>
-                <w:rFonts w:eastAsia="Arial" w:cs="Arial"/>
-                <w:color w:val="555555"/>
-                <w:sz w:val="20"/>
-                <w:szCs w:val="20"/>
-              </w:rPr>
-            </w:r>
-          </w:p>
-        </w:tc>
-        <w:tc>
-          <w:tcPr>
-            <w:tcW w:w="884" w:type="dxa"/>
-            <w:tcBorders>
-              <w:top w:val="single" w:sz="2" w:space="0" w:color="CCCCCC"/>
-              <w:start w:val="single" w:sz="2" w:space="0" w:color="CCCCCC"/>
-              <w:bottom w:val="single" w:sz="2" w:space="0" w:color="CCCCCC"/>
-              <w:end w:val="single" w:sz="2" w:space="0" w:color="CCCCCC"/>
-            </w:tcBorders>
-          </w:tcPr>
-          <w:p>
-            <w:pPr>
-              <w:pStyle w:val="Normal"/>
-              <w:rPr/>
-            </w:pPr>
-            <w:r>
-              <w:rPr/>
-            </w:r>
-          </w:p>
-        </w:tc>
-        <w:tc>
-          <w:tcPr>
-            <w:tcW w:w="7594" w:type="dxa"/>
-            <w:tcBorders>
-              <w:top w:val="single" w:sz="2" w:space="0" w:color="CCCCCC"/>
-              <w:start w:val="single" w:sz="2" w:space="0" w:color="CCCCCC"/>
-              <w:bottom w:val="single" w:sz="2" w:space="0" w:color="CCCCCC"/>
-              <w:end w:val="single" w:sz="2" w:space="0" w:color="CCCCCC"/>
-            </w:tcBorders>
-          </w:tcPr>
-          <w:p>
-            <w:pPr>
-              <w:pStyle w:val="Normal"/>
-              <w:rPr>
-                <w:rFonts w:ascii="Arial" w:hAnsi="Arial" w:eastAsia="Arial" w:cs="Arial"/>
-                <w:color w:val="555555"/>
-                <w:sz w:val="20"/>
-                <w:szCs w:val="20"/>
-              </w:rPr>
-            </w:pPr>
-            <w:r>
-              <w:rPr>
-                <w:rFonts w:eastAsia="Arial" w:cs="Arial"/>
-                <w:color w:val="555555"/>
-                <w:sz w:val="20"/>
-                <w:szCs w:val="20"/>
-              </w:rPr>
-            </w:r>
-          </w:p>
-        </w:tc>
-      </w:tr>
-      <w:tr>
-        <w:trPr>
-          <w:trHeight w:val="84" w:hRule="atLeast"/>
-        </w:trPr>
-        <w:tc>
-          <w:tcPr>
-            <w:tcW w:w="882" w:type="dxa"/>
-            <w:tcBorders>
-              <w:top w:val="single" w:sz="2" w:space="0" w:color="CCCCCC"/>
-              <w:start w:val="single" w:sz="2" w:space="0" w:color="CCCCCC"/>
-              <w:bottom w:val="single" w:sz="2" w:space="0" w:color="CCCCCC"/>
-            </w:tcBorders>
-          </w:tcPr>
-          <w:p>
-            <w:pPr>
-              <w:pStyle w:val="Normal"/>
-              <w:rPr>
-                <w:rFonts w:ascii="Arial" w:hAnsi="Arial" w:eastAsia="Arial" w:cs="Arial"/>
-                <w:color w:val="555555"/>
-                <w:sz w:val="20"/>
-                <w:szCs w:val="20"/>
-              </w:rPr>
-            </w:pPr>
-            <w:r>
-              <w:rPr>
-                <w:rFonts w:eastAsia="Arial" w:cs="Arial"/>
-                <w:color w:val="555555"/>
-                <w:sz w:val="20"/>
-                <w:szCs w:val="20"/>
-              </w:rPr>
-            </w:r>
-          </w:p>
-        </w:tc>
-        <w:tc>
-          <w:tcPr>
-            <w:tcW w:w="884" w:type="dxa"/>
-            <w:tcBorders>
-              <w:top w:val="single" w:sz="2" w:space="0" w:color="CCCCCC"/>
-              <w:start w:val="single" w:sz="2" w:space="0" w:color="CCCCCC"/>
-              <w:bottom w:val="single" w:sz="2" w:space="0" w:color="CCCCCC"/>
-              <w:end w:val="single" w:sz="2" w:space="0" w:color="CCCCCC"/>
-            </w:tcBorders>
-          </w:tcPr>
-          <w:p>
-            <w:pPr>
-              <w:pStyle w:val="Normal"/>
-              <w:rPr/>
-            </w:pPr>
-            <w:r>
-              <w:rPr/>
-            </w:r>
-          </w:p>
-        </w:tc>
-        <w:tc>
-          <w:tcPr>
-            <w:tcW w:w="7594" w:type="dxa"/>
-            <w:tcBorders>
-              <w:top w:val="single" w:sz="2" w:space="0" w:color="CCCCCC"/>
-              <w:start w:val="single" w:sz="2" w:space="0" w:color="CCCCCC"/>
-              <w:bottom w:val="single" w:sz="2" w:space="0" w:color="CCCCCC"/>
-              <w:end w:val="single" w:sz="2" w:space="0" w:color="CCCCCC"/>
-            </w:tcBorders>
-          </w:tcPr>
-          <w:p>
-            <w:pPr>
-              <w:pStyle w:val="Normal"/>
-              <w:rPr>
-                <w:rFonts w:ascii="Arial" w:hAnsi="Arial" w:eastAsia="Arial" w:cs="Arial"/>
-                <w:color w:val="555555"/>
-                <w:sz w:val="20"/>
-                <w:szCs w:val="20"/>
-              </w:rPr>
-            </w:pPr>
-            <w:r>
-              <w:rPr>
-                <w:rFonts w:eastAsia="Arial" w:cs="Arial"/>
-                <w:color w:val="555555"/>
-                <w:sz w:val="20"/>
-                <w:szCs w:val="20"/>
-              </w:rPr>
-            </w:r>
-          </w:p>
-        </w:tc>
-      </w:tr>
-      <w:tr>
-        <w:trPr/>
-        <w:tc>
-          <w:tcPr>
-            <w:tcW w:w="882" w:type="dxa"/>
-            <w:tcBorders>
-              <w:top w:val="single" w:sz="2" w:space="0" w:color="CCCCCC"/>
-              <w:start w:val="single" w:sz="2" w:space="0" w:color="CCCCCC"/>
-              <w:bottom w:val="single" w:sz="2" w:space="0" w:color="CCCCCC"/>
-            </w:tcBorders>
-          </w:tcPr>
-          <w:p>
-            <w:pPr>
-              <w:pStyle w:val="Normal"/>
-              <w:rPr>
-                <w:rFonts w:ascii="Arial" w:hAnsi="Arial" w:eastAsia="Arial" w:cs="Arial"/>
-                <w:color w:val="555555"/>
-                <w:sz w:val="20"/>
-                <w:szCs w:val="20"/>
-              </w:rPr>
-            </w:pPr>
-            <w:r>
-              <w:rPr>
-                <w:rFonts w:eastAsia="Arial" w:cs="Arial"/>
-                <w:color w:val="555555"/>
-                <w:sz w:val="20"/>
-                <w:szCs w:val="20"/>
-              </w:rPr>
-            </w:r>
-          </w:p>
-        </w:tc>
-        <w:tc>
-          <w:tcPr>
-            <w:tcW w:w="884" w:type="dxa"/>
-            <w:tcBorders>
-              <w:top w:val="single" w:sz="2" w:space="0" w:color="CCCCCC"/>
-              <w:start w:val="single" w:sz="2" w:space="0" w:color="CCCCCC"/>
-              <w:bottom w:val="single" w:sz="2" w:space="0" w:color="CCCCCC"/>
-              <w:end w:val="single" w:sz="2" w:space="0" w:color="CCCCCC"/>
-            </w:tcBorders>
-          </w:tcPr>
-          <w:p>
-            <w:pPr>
-              <w:pStyle w:val="Normal"/>
-              <w:rPr/>
-            </w:pPr>
-            <w:r>
-              <w:rPr/>
-            </w:r>
-          </w:p>
-        </w:tc>
-        <w:tc>
-          <w:tcPr>
-            <w:tcW w:w="7594" w:type="dxa"/>
-            <w:tcBorders>
-              <w:top w:val="single" w:sz="2" w:space="0" w:color="CCCCCC"/>
-              <w:start w:val="single" w:sz="2" w:space="0" w:color="CCCCCC"/>
-              <w:bottom w:val="single" w:sz="2" w:space="0" w:color="CCCCCC"/>
-              <w:end w:val="single" w:sz="2" w:space="0" w:color="CCCCCC"/>
-            </w:tcBorders>
-          </w:tcPr>
-          <w:p>
-            <w:pPr>
-              <w:pStyle w:val="Normal"/>
-              <w:rPr>
-                <w:rFonts w:ascii="Arial" w:hAnsi="Arial" w:eastAsia="Arial" w:cs="Arial"/>
-                <w:color w:val="555555"/>
-                <w:sz w:val="20"/>
-                <w:szCs w:val="20"/>
-              </w:rPr>
-            </w:pPr>
-            <w:r>
-              <w:rPr>
-                <w:rFonts w:eastAsia="Arial" w:cs="Arial"/>
-                <w:color w:val="555555"/>
-                <w:sz w:val="20"/>
-                <w:szCs w:val="20"/>
-              </w:rPr>
-            </w:r>
-          </w:p>
-        </w:tc>
-      </w:tr>
-    </w:tbl>
-    <w:p>
-      <w:pPr>
-        <w:pStyle w:val="Normal"/>
-        <w:spacing w:before="200" w:after="0"/>
-        <w:rPr/>
-      </w:pPr>
-      <w:r>
-        <w:rPr/>
-      </w:r>
-    </w:p>
-    <w:p>
-      <w:pPr>
-        <w:pStyle w:val="Heading1"/>
-        <w:pBdr>
-          <w:bottom w:val="single" w:sz="6" w:space="4" w:color="2E7D32"/>
-        </w:pBdr>
-        <w:spacing w:before="360" w:after="120"/>
-        <w:rPr/>
-      </w:pPr>
-      <w:r>
-        <w:rPr>
-          <w:rFonts w:eastAsia="Arial" w:cs="Arial"/>
-          <w:b/>
-          <w:bCs/>
-          <w:color w:val="2E7D32"/>
-          <w:sz w:val="30"/>
-          <w:szCs w:val="30"/>
-        </w:rPr>
-        <w:t>10. Estrutura da Documentação Inicial</w:t>
-      </w:r>
-    </w:p>
-    <w:p>
-      <w:pPr>
-        <w:pStyle w:val="Normal"/>
-        <w:spacing w:before="60" w:after="80"/>
-        <w:rPr/>
-      </w:pPr>
-      <w:r>
-        <w:rPr>
-          <w:rFonts w:eastAsia="Arial" w:cs="Arial"/>
-          <w:color w:val="555555"/>
-          <w:sz w:val="22"/>
-          <w:szCs w:val="22"/>
-        </w:rPr>
-        <w:t>A documentação completa do projeto esta distribuída conforme abaixo:</w:t>
-      </w:r>
-    </w:p>
-    <w:p>
-      <w:pPr>
-        <w:pStyle w:val="Normal"/>
-        <w:spacing w:before="80" w:after="0"/>
-        <w:rPr/>
-      </w:pPr>
-      <w:r>
-        <w:rPr/>
-      </w:r>
-    </w:p>
-    <w:tbl>
-      <w:tblPr>
-        <w:tblW w:w="9360" w:type="dxa"/>
-        <w:jc w:val="start"/>
-        <w:tblInd w:w="0" w:type="dxa"/>
-        <w:tblLayout w:type="fixed"/>
-        <w:tblCellMar>
-          <w:top w:w="80" w:type="dxa"/>
-          <w:start w:w="120" w:type="dxa"/>
-          <w:bottom w:w="80" w:type="dxa"/>
-          <w:end w:w="120" w:type="dxa"/>
-        </w:tblCellMar>
-      </w:tblPr>
-      <w:tblGrid>
-        <w:gridCol w:w="3498"/>
-        <w:gridCol w:w="5862"/>
-      </w:tblGrid>
-      <w:tr>
-        <w:trPr/>
-        <w:tc>
-          <w:tcPr>
-            <w:tcW w:w="3498" w:type="dxa"/>
-            <w:tcBorders>
-              <w:top w:val="single" w:sz="2" w:space="0" w:color="CCCCCC"/>
-              <w:start w:val="single" w:sz="2" w:space="0" w:color="CCCCCC"/>
-              <w:bottom w:val="single" w:sz="2" w:space="0" w:color="CCCCCC"/>
-              <w:end w:val="single" w:sz="2" w:space="0" w:color="CCCCCC"/>
-            </w:tcBorders>
-            <w:shd w:fill="C8E6C9" w:val="clear"/>
-          </w:tcPr>
-          <w:p>
-            <w:pPr>
-              <w:pStyle w:val="Normal"/>
-              <w:rPr/>
-            </w:pPr>
-            <w:r>
-              <w:rPr>
-                <w:rFonts w:eastAsia="Arial" w:cs="Arial"/>
-                <w:b/>
-                <w:bCs/>
-                <w:color w:val="2E7D32"/>
-                <w:sz w:val="20"/>
-                <w:szCs w:val="20"/>
-              </w:rPr>
-              <w:t>Documento</w:t>
-            </w:r>
-          </w:p>
-        </w:tc>
-        <w:tc>
-          <w:tcPr>
-            <w:tcW w:w="5862" w:type="dxa"/>
-            <w:tcBorders>
-              <w:top w:val="single" w:sz="2" w:space="0" w:color="CCCCCC"/>
-              <w:start w:val="single" w:sz="2" w:space="0" w:color="CCCCCC"/>
-              <w:bottom w:val="single" w:sz="2" w:space="0" w:color="CCCCCC"/>
-              <w:end w:val="single" w:sz="2" w:space="0" w:color="CCCCCC"/>
-            </w:tcBorders>
-            <w:shd w:fill="C8E6C9" w:val="clear"/>
-          </w:tcPr>
-          <w:p>
-            <w:pPr>
-              <w:pStyle w:val="Normal"/>
-              <w:rPr/>
-            </w:pPr>
-            <w:r>
-              <w:rPr>
-                <w:rFonts w:eastAsia="Arial" w:cs="Arial"/>
-                <w:b/>
-                <w:bCs/>
-                <w:color w:val="2E7D32"/>
-                <w:sz w:val="20"/>
-                <w:szCs w:val="20"/>
-              </w:rPr>
-              <w:t>Localização</w:t>
-            </w:r>
-          </w:p>
-        </w:tc>
-      </w:tr>
-      <w:tr>
-        <w:trPr/>
-        <w:tc>
-          <w:tcPr>
-            <w:tcW w:w="3498" w:type="dxa"/>
+            <w:tcW w:w="3497" w:type="dxa"/>
             <w:tcBorders>
               <w:top w:val="single" w:sz="2" w:space="0" w:color="CCCCCC"/>
               <w:start w:val="single" w:sz="2" w:space="0" w:color="CCCCCC"/>
@@ -4010,7 +3708,7 @@
         </w:tc>
         <w:tc>
           <w:tcPr>
-            <w:tcW w:w="5862" w:type="dxa"/>
+            <w:tcW w:w="5863" w:type="dxa"/>
             <w:tcBorders>
               <w:top w:val="single" w:sz="2" w:space="0" w:color="CCCCCC"/>
               <w:start w:val="single" w:sz="2" w:space="0" w:color="CCCCCC"/>
@@ -4043,7 +3741,7 @@
         </w:trPr>
         <w:tc>
           <w:tcPr>
-            <w:tcW w:w="3498" w:type="dxa"/>
+            <w:tcW w:w="3497" w:type="dxa"/>
             <w:tcBorders>
               <w:start w:val="single" w:sz="2" w:space="0" w:color="CCCCCC"/>
               <w:bottom w:val="single" w:sz="2" w:space="0" w:color="CCCCCC"/>
@@ -4068,7 +3766,7 @@
         </w:tc>
         <w:tc>
           <w:tcPr>
-            <w:tcW w:w="5862" w:type="dxa"/>
+            <w:tcW w:w="5863" w:type="dxa"/>
             <w:tcBorders>
               <w:start w:val="single" w:sz="2" w:space="0" w:color="CCCCCC"/>
               <w:bottom w:val="single" w:sz="2" w:space="0" w:color="CCCCCC"/>
@@ -4126,7 +3824,7 @@
         <w:trPr/>
         <w:tc>
           <w:tcPr>
-            <w:tcW w:w="3498" w:type="dxa"/>
+            <w:tcW w:w="3497" w:type="dxa"/>
             <w:tcBorders>
               <w:start w:val="single" w:sz="2" w:space="0" w:color="CCCCCC"/>
               <w:bottom w:val="single" w:sz="2" w:space="0" w:color="CCCCCC"/>
@@ -4151,7 +3849,7 @@
         </w:tc>
         <w:tc>
           <w:tcPr>
-            <w:tcW w:w="5862" w:type="dxa"/>
+            <w:tcW w:w="5863" w:type="dxa"/>
             <w:tcBorders>
               <w:start w:val="single" w:sz="2" w:space="0" w:color="CCCCCC"/>
               <w:bottom w:val="single" w:sz="2" w:space="0" w:color="CCCCCC"/>
@@ -4182,7 +3880,7 @@
         <w:trPr/>
         <w:tc>
           <w:tcPr>
-            <w:tcW w:w="3498" w:type="dxa"/>
+            <w:tcW w:w="3497" w:type="dxa"/>
             <w:tcBorders>
               <w:top w:val="single" w:sz="2" w:space="0" w:color="CCCCCC"/>
               <w:start w:val="single" w:sz="2" w:space="0" w:color="CCCCCC"/>
@@ -4208,7 +3906,7 @@
         </w:tc>
         <w:tc>
           <w:tcPr>
-            <w:tcW w:w="5862" w:type="dxa"/>
+            <w:tcW w:w="5863" w:type="dxa"/>
             <w:tcBorders>
               <w:top w:val="single" w:sz="2" w:space="0" w:color="CCCCCC"/>
               <w:start w:val="single" w:sz="2" w:space="0" w:color="CCCCCC"/>
@@ -4240,7 +3938,7 @@
         <w:trPr/>
         <w:tc>
           <w:tcPr>
-            <w:tcW w:w="3498" w:type="dxa"/>
+            <w:tcW w:w="3497" w:type="dxa"/>
             <w:tcBorders>
               <w:top w:val="single" w:sz="2" w:space="0" w:color="CCCCCC"/>
               <w:start w:val="single" w:sz="2" w:space="0" w:color="CCCCCC"/>
@@ -4266,7 +3964,7 @@
         </w:tc>
         <w:tc>
           <w:tcPr>
-            <w:tcW w:w="5862" w:type="dxa"/>
+            <w:tcW w:w="5863" w:type="dxa"/>
             <w:tcBorders>
               <w:top w:val="single" w:sz="2" w:space="0" w:color="CCCCCC"/>
               <w:start w:val="single" w:sz="2" w:space="0" w:color="CCCCCC"/>
@@ -4495,46 +4193,6 @@
           <w:szCs w:val="22"/>
         </w:rPr>
         <w:t>A estrutura física do reservatório será construída pelos membros do projeto.</w:t>
-      </w:r>
-    </w:p>
-    <w:p>
-      <w:pPr>
-        <w:pStyle w:val="ListParagraph"/>
-        <w:spacing w:before="40" w:after="40"/>
-        <w:rPr>
-          <w:rFonts w:ascii="Arial" w:hAnsi="Arial" w:eastAsia="Arial" w:cs="Arial"/>
-          <w:color w:val="555555"/>
-          <w:sz w:val="22"/>
-          <w:szCs w:val="22"/>
-        </w:rPr>
-      </w:pPr>
-      <w:r>
-        <w:rPr>
-          <w:rFonts w:eastAsia="Arial" w:cs="Arial"/>
-          <w:color w:val="555555"/>
-          <w:sz w:val="22"/>
-          <w:szCs w:val="22"/>
-        </w:rPr>
-      </w:r>
-    </w:p>
-    <w:p>
-      <w:pPr>
-        <w:pStyle w:val="ListParagraph"/>
-        <w:spacing w:before="40" w:after="40"/>
-        <w:rPr>
-          <w:rFonts w:ascii="Arial" w:hAnsi="Arial" w:eastAsia="Arial" w:cs="Arial"/>
-          <w:color w:val="555555"/>
-          <w:sz w:val="22"/>
-          <w:szCs w:val="22"/>
-        </w:rPr>
-      </w:pPr>
-      <w:r>
-        <w:rPr>
-          <w:rFonts w:eastAsia="Arial" w:cs="Arial"/>
-          <w:color w:val="555555"/>
-          <w:sz w:val="22"/>
-          <w:szCs w:val="22"/>
-        </w:rPr>
       </w:r>
     </w:p>
     <w:p>
@@ -5031,6 +4689,143 @@
       <w:lvlJc w:val="start"/>
       <w:pPr>
         <w:tabs>
+          <w:tab w:val="num" w:pos="720"/>
+        </w:tabs>
+        <w:ind w:start="720" w:hanging="360"/>
+      </w:pPr>
+      <w:rPr>
+        <w:rFonts w:ascii="Symbol" w:hAnsi="Symbol" w:cs="Symbol" w:hint="default"/>
+      </w:rPr>
+    </w:lvl>
+    <w:lvl w:ilvl="1">
+      <w:start w:val="1"/>
+      <w:numFmt w:val="bullet"/>
+      <w:lvlText w:val="◦"/>
+      <w:lvlJc w:val="start"/>
+      <w:pPr>
+        <w:tabs>
+          <w:tab w:val="num" w:pos="1080"/>
+        </w:tabs>
+        <w:ind w:start="1080" w:hanging="360"/>
+      </w:pPr>
+      <w:rPr>
+        <w:rFonts w:ascii="OpenSymbol" w:hAnsi="OpenSymbol" w:cs="OpenSymbol" w:hint="default"/>
+      </w:rPr>
+    </w:lvl>
+    <w:lvl w:ilvl="2">
+      <w:start w:val="1"/>
+      <w:numFmt w:val="bullet"/>
+      <w:lvlText w:val="▪"/>
+      <w:lvlJc w:val="start"/>
+      <w:pPr>
+        <w:tabs>
+          <w:tab w:val="num" w:pos="1440"/>
+        </w:tabs>
+        <w:ind w:start="1440" w:hanging="360"/>
+      </w:pPr>
+      <w:rPr>
+        <w:rFonts w:ascii="OpenSymbol" w:hAnsi="OpenSymbol" w:cs="OpenSymbol" w:hint="default"/>
+      </w:rPr>
+    </w:lvl>
+    <w:lvl w:ilvl="3">
+      <w:start w:val="1"/>
+      <w:numFmt w:val="bullet"/>
+      <w:lvlText w:val=""/>
+      <w:lvlJc w:val="start"/>
+      <w:pPr>
+        <w:tabs>
+          <w:tab w:val="num" w:pos="1800"/>
+        </w:tabs>
+        <w:ind w:start="1800" w:hanging="360"/>
+      </w:pPr>
+      <w:rPr>
+        <w:rFonts w:ascii="Symbol" w:hAnsi="Symbol" w:cs="Symbol" w:hint="default"/>
+      </w:rPr>
+    </w:lvl>
+    <w:lvl w:ilvl="4">
+      <w:start w:val="1"/>
+      <w:numFmt w:val="bullet"/>
+      <w:lvlText w:val="◦"/>
+      <w:lvlJc w:val="start"/>
+      <w:pPr>
+        <w:tabs>
+          <w:tab w:val="num" w:pos="2160"/>
+        </w:tabs>
+        <w:ind w:start="2160" w:hanging="360"/>
+      </w:pPr>
+      <w:rPr>
+        <w:rFonts w:ascii="OpenSymbol" w:hAnsi="OpenSymbol" w:cs="OpenSymbol" w:hint="default"/>
+      </w:rPr>
+    </w:lvl>
+    <w:lvl w:ilvl="5">
+      <w:start w:val="1"/>
+      <w:numFmt w:val="bullet"/>
+      <w:lvlText w:val="▪"/>
+      <w:lvlJc w:val="start"/>
+      <w:pPr>
+        <w:tabs>
+          <w:tab w:val="num" w:pos="2520"/>
+        </w:tabs>
+        <w:ind w:start="2520" w:hanging="360"/>
+      </w:pPr>
+      <w:rPr>
+        <w:rFonts w:ascii="OpenSymbol" w:hAnsi="OpenSymbol" w:cs="OpenSymbol" w:hint="default"/>
+      </w:rPr>
+    </w:lvl>
+    <w:lvl w:ilvl="6">
+      <w:start w:val="1"/>
+      <w:numFmt w:val="bullet"/>
+      <w:lvlText w:val=""/>
+      <w:lvlJc w:val="start"/>
+      <w:pPr>
+        <w:tabs>
+          <w:tab w:val="num" w:pos="2880"/>
+        </w:tabs>
+        <w:ind w:start="2880" w:hanging="360"/>
+      </w:pPr>
+      <w:rPr>
+        <w:rFonts w:ascii="Symbol" w:hAnsi="Symbol" w:cs="Symbol" w:hint="default"/>
+      </w:rPr>
+    </w:lvl>
+    <w:lvl w:ilvl="7">
+      <w:start w:val="1"/>
+      <w:numFmt w:val="bullet"/>
+      <w:lvlText w:val="◦"/>
+      <w:lvlJc w:val="start"/>
+      <w:pPr>
+        <w:tabs>
+          <w:tab w:val="num" w:pos="3240"/>
+        </w:tabs>
+        <w:ind w:start="3240" w:hanging="360"/>
+      </w:pPr>
+      <w:rPr>
+        <w:rFonts w:ascii="OpenSymbol" w:hAnsi="OpenSymbol" w:cs="OpenSymbol" w:hint="default"/>
+      </w:rPr>
+    </w:lvl>
+    <w:lvl w:ilvl="8">
+      <w:start w:val="1"/>
+      <w:numFmt w:val="bullet"/>
+      <w:lvlText w:val="▪"/>
+      <w:lvlJc w:val="start"/>
+      <w:pPr>
+        <w:tabs>
+          <w:tab w:val="num" w:pos="3600"/>
+        </w:tabs>
+        <w:ind w:start="3600" w:hanging="360"/>
+      </w:pPr>
+      <w:rPr>
+        <w:rFonts w:ascii="OpenSymbol" w:hAnsi="OpenSymbol" w:cs="OpenSymbol" w:hint="default"/>
+      </w:rPr>
+    </w:lvl>
+  </w:abstractNum>
+  <w:abstractNum w:abstractNumId="2">
+    <w:lvl w:ilvl="0">
+      <w:start w:val="1"/>
+      <w:numFmt w:val="bullet"/>
+      <w:lvlText w:val=""/>
+      <w:lvlJc w:val="start"/>
+      <w:pPr>
+        <w:tabs>
           <w:tab w:val="num" w:pos="0"/>
         </w:tabs>
         <w:ind w:start="720" w:hanging="360"/>
@@ -5142,143 +4937,6 @@
         <w:ind w:start="3600" w:hanging="360"/>
       </w:pPr>
       <w:rPr/>
-    </w:lvl>
-  </w:abstractNum>
-  <w:abstractNum w:abstractNumId="2">
-    <w:lvl w:ilvl="0">
-      <w:start w:val="1"/>
-      <w:numFmt w:val="bullet"/>
-      <w:lvlText w:val=""/>
-      <w:lvlJc w:val="start"/>
-      <w:pPr>
-        <w:tabs>
-          <w:tab w:val="num" w:pos="720"/>
-        </w:tabs>
-        <w:ind w:start="720" w:hanging="360"/>
-      </w:pPr>
-      <w:rPr>
-        <w:rFonts w:ascii="Symbol" w:hAnsi="Symbol" w:cs="Symbol" w:hint="default"/>
-      </w:rPr>
-    </w:lvl>
-    <w:lvl w:ilvl="1">
-      <w:start w:val="1"/>
-      <w:numFmt w:val="bullet"/>
-      <w:lvlText w:val="◦"/>
-      <w:lvlJc w:val="start"/>
-      <w:pPr>
-        <w:tabs>
-          <w:tab w:val="num" w:pos="1080"/>
-        </w:tabs>
-        <w:ind w:start="1080" w:hanging="360"/>
-      </w:pPr>
-      <w:rPr>
-        <w:rFonts w:ascii="OpenSymbol" w:hAnsi="OpenSymbol" w:cs="OpenSymbol" w:hint="default"/>
-      </w:rPr>
-    </w:lvl>
-    <w:lvl w:ilvl="2">
-      <w:start w:val="1"/>
-      <w:numFmt w:val="bullet"/>
-      <w:lvlText w:val="▪"/>
-      <w:lvlJc w:val="start"/>
-      <w:pPr>
-        <w:tabs>
-          <w:tab w:val="num" w:pos="1440"/>
-        </w:tabs>
-        <w:ind w:start="1440" w:hanging="360"/>
-      </w:pPr>
-      <w:rPr>
-        <w:rFonts w:ascii="OpenSymbol" w:hAnsi="OpenSymbol" w:cs="OpenSymbol" w:hint="default"/>
-      </w:rPr>
-    </w:lvl>
-    <w:lvl w:ilvl="3">
-      <w:start w:val="1"/>
-      <w:numFmt w:val="bullet"/>
-      <w:lvlText w:val=""/>
-      <w:lvlJc w:val="start"/>
-      <w:pPr>
-        <w:tabs>
-          <w:tab w:val="num" w:pos="1800"/>
-        </w:tabs>
-        <w:ind w:start="1800" w:hanging="360"/>
-      </w:pPr>
-      <w:rPr>
-        <w:rFonts w:ascii="Symbol" w:hAnsi="Symbol" w:cs="Symbol" w:hint="default"/>
-      </w:rPr>
-    </w:lvl>
-    <w:lvl w:ilvl="4">
-      <w:start w:val="1"/>
-      <w:numFmt w:val="bullet"/>
-      <w:lvlText w:val="◦"/>
-      <w:lvlJc w:val="start"/>
-      <w:pPr>
-        <w:tabs>
-          <w:tab w:val="num" w:pos="2160"/>
-        </w:tabs>
-        <w:ind w:start="2160" w:hanging="360"/>
-      </w:pPr>
-      <w:rPr>
-        <w:rFonts w:ascii="OpenSymbol" w:hAnsi="OpenSymbol" w:cs="OpenSymbol" w:hint="default"/>
-      </w:rPr>
-    </w:lvl>
-    <w:lvl w:ilvl="5">
-      <w:start w:val="1"/>
-      <w:numFmt w:val="bullet"/>
-      <w:lvlText w:val="▪"/>
-      <w:lvlJc w:val="start"/>
-      <w:pPr>
-        <w:tabs>
-          <w:tab w:val="num" w:pos="2520"/>
-        </w:tabs>
-        <w:ind w:start="2520" w:hanging="360"/>
-      </w:pPr>
-      <w:rPr>
-        <w:rFonts w:ascii="OpenSymbol" w:hAnsi="OpenSymbol" w:cs="OpenSymbol" w:hint="default"/>
-      </w:rPr>
-    </w:lvl>
-    <w:lvl w:ilvl="6">
-      <w:start w:val="1"/>
-      <w:numFmt w:val="bullet"/>
-      <w:lvlText w:val=""/>
-      <w:lvlJc w:val="start"/>
-      <w:pPr>
-        <w:tabs>
-          <w:tab w:val="num" w:pos="2880"/>
-        </w:tabs>
-        <w:ind w:start="2880" w:hanging="360"/>
-      </w:pPr>
-      <w:rPr>
-        <w:rFonts w:ascii="Symbol" w:hAnsi="Symbol" w:cs="Symbol" w:hint="default"/>
-      </w:rPr>
-    </w:lvl>
-    <w:lvl w:ilvl="7">
-      <w:start w:val="1"/>
-      <w:numFmt w:val="bullet"/>
-      <w:lvlText w:val="◦"/>
-      <w:lvlJc w:val="start"/>
-      <w:pPr>
-        <w:tabs>
-          <w:tab w:val="num" w:pos="3240"/>
-        </w:tabs>
-        <w:ind w:start="3240" w:hanging="360"/>
-      </w:pPr>
-      <w:rPr>
-        <w:rFonts w:ascii="OpenSymbol" w:hAnsi="OpenSymbol" w:cs="OpenSymbol" w:hint="default"/>
-      </w:rPr>
-    </w:lvl>
-    <w:lvl w:ilvl="8">
-      <w:start w:val="1"/>
-      <w:numFmt w:val="bullet"/>
-      <w:lvlText w:val="▪"/>
-      <w:lvlJc w:val="start"/>
-      <w:pPr>
-        <w:tabs>
-          <w:tab w:val="num" w:pos="3600"/>
-        </w:tabs>
-        <w:ind w:start="3600" w:hanging="360"/>
-      </w:pPr>
-      <w:rPr>
-        <w:rFonts w:ascii="OpenSymbol" w:hAnsi="OpenSymbol" w:cs="OpenSymbol" w:hint="default"/>
-      </w:rPr>
     </w:lvl>
   </w:abstractNum>
   <w:abstractNum w:abstractNumId="3">
@@ -5580,7 +5238,7 @@
   </w:style>
   <w:style w:type="paragraph" w:styleId="Heading1">
     <w:name w:val="heading 1"/>
-    <w:basedOn w:val="Ttulouser"/>
+    <w:basedOn w:val="Ttulo"/>
     <w:qFormat/>
     <w:pPr>
       <w:spacing w:before="360" w:after="120"/>
@@ -5597,7 +5255,7 @@
   </w:style>
   <w:style w:type="paragraph" w:styleId="Heading2">
     <w:name w:val="heading 2"/>
-    <w:basedOn w:val="Ttulouser"/>
+    <w:basedOn w:val="Ttulo"/>
     <w:qFormat/>
     <w:pPr>
       <w:spacing w:before="280" w:after="100"/>
@@ -5614,7 +5272,7 @@
   </w:style>
   <w:style w:type="paragraph" w:styleId="Heading3">
     <w:name w:val="heading 3"/>
-    <w:basedOn w:val="Ttulouser"/>
+    <w:basedOn w:val="Ttulo"/>
     <w:qFormat/>
     <w:pPr>
       <w:spacing w:before="200" w:after="80"/>
@@ -5631,7 +5289,7 @@
   </w:style>
   <w:style w:type="paragraph" w:styleId="Heading4">
     <w:name w:val="heading 4"/>
-    <w:basedOn w:val="Ttulouser"/>
+    <w:basedOn w:val="Ttulo"/>
     <w:qFormat/>
     <w:pPr/>
     <w:rPr>
@@ -5642,7 +5300,7 @@
   </w:style>
   <w:style w:type="paragraph" w:styleId="Heading5">
     <w:name w:val="heading 5"/>
-    <w:basedOn w:val="Ttulouser"/>
+    <w:basedOn w:val="Ttulo"/>
     <w:qFormat/>
     <w:pPr/>
     <w:rPr>
@@ -5651,7 +5309,7 @@
   </w:style>
   <w:style w:type="paragraph" w:styleId="Heading6">
     <w:name w:val="heading 6"/>
-    <w:basedOn w:val="Ttulouser"/>
+    <w:basedOn w:val="Ttulo"/>
     <w:qFormat/>
     <w:pPr/>
     <w:rPr>
@@ -5667,18 +5325,15 @@
       <w:u w:val="single"/>
     </w:rPr>
   </w:style>
-  <w:style w:type="character" w:styleId="Caracteresdenotaderodapuser">
-    <w:name w:val="Caracteres de nota de rodapé (user)"/>
-    <w:uiPriority w:val="99"/>
-    <w:semiHidden/>
-    <w:unhideWhenUsed/>
+  <w:style w:type="character" w:styleId="Caracteresdenotaderodap">
+    <w:name w:val="Caracteres de nota de rodapé"/>
     <w:qFormat/>
     <w:rPr>
       <w:vertAlign w:val="superscript"/>
     </w:rPr>
   </w:style>
-  <w:style w:type="character" w:styleId="Caracteresdenotaderodap">
-    <w:name w:val="Caracteres de nota de rodapé"/>
+  <w:style w:type="character" w:styleId="FootnoteCharacters">
+    <w:name w:val="Footnote Characters"/>
     <w:qFormat/>
     <w:rPr>
       <w:vertAlign w:val="superscript"/>
@@ -5701,18 +5356,15 @@
       <w:szCs w:val="20"/>
     </w:rPr>
   </w:style>
-  <w:style w:type="character" w:styleId="Caracteresdenotadefimuser">
-    <w:name w:val="Caracteres de nota de fim (user)"/>
-    <w:uiPriority w:val="99"/>
-    <w:semiHidden/>
-    <w:unhideWhenUsed/>
+  <w:style w:type="character" w:styleId="Caracteresdenotadefim">
+    <w:name w:val="Caracteres de nota de fim"/>
     <w:qFormat/>
     <w:rPr>
       <w:vertAlign w:val="superscript"/>
     </w:rPr>
   </w:style>
-  <w:style w:type="character" w:styleId="Caracteresdenotadefim">
-    <w:name w:val="Caracteres de nota de fim"/>
+  <w:style w:type="character" w:styleId="EndnoteCharacters">
+    <w:name w:val="Endnote Characters"/>
     <w:qFormat/>
     <w:rPr>
       <w:vertAlign w:val="superscript"/>
@@ -5735,8 +5387,8 @@
       <w:szCs w:val="20"/>
     </w:rPr>
   </w:style>
-  <w:style w:type="character" w:styleId="Marcadoresuser">
-    <w:name w:val="Marcadores (user)"/>
+  <w:style w:type="character" w:styleId="Marcadores">
+    <w:name w:val="Marcadores"/>
     <w:qFormat/>
     <w:rPr>
       <w:rFonts w:ascii="OpenSymbol" w:hAnsi="OpenSymbol" w:eastAsia="OpenSymbol" w:cs="OpenSymbol"/>
@@ -5749,8 +5401,8 @@
       <w:u w:val="single"/>
     </w:rPr>
   </w:style>
-  <w:style w:type="paragraph" w:styleId="Ttulo">
-    <w:name w:val="Título"/>
+  <w:style w:type="paragraph" w:styleId="Heading">
+    <w:name w:val="Heading"/>
     <w:basedOn w:val="Normal"/>
     <w:next w:val="BodyText"/>
     <w:qFormat/>
@@ -5796,8 +5448,8 @@
       <w:szCs w:val="24"/>
     </w:rPr>
   </w:style>
-  <w:style w:type="paragraph" w:styleId="ndice">
-    <w:name w:val="Índice"/>
+  <w:style w:type="paragraph" w:styleId="Index">
+    <w:name w:val="Index"/>
     <w:basedOn w:val="Normal"/>
     <w:qFormat/>
     <w:pPr>
@@ -5807,8 +5459,8 @@
       <w:rFonts w:cs="Arial"/>
     </w:rPr>
   </w:style>
-  <w:style w:type="paragraph" w:styleId="Ttulouser">
-    <w:name w:val="Título (user)"/>
+  <w:style w:type="paragraph" w:styleId="Ttulo">
+    <w:name w:val="Título"/>
     <w:basedOn w:val="Normal"/>
     <w:next w:val="BodyText"/>
     <w:qFormat/>
@@ -5822,8 +5474,8 @@
       <w:szCs w:val="28"/>
     </w:rPr>
   </w:style>
-  <w:style w:type="paragraph" w:styleId="ndiceuser">
-    <w:name w:val="Índice (user)"/>
+  <w:style w:type="paragraph" w:styleId="ndice">
+    <w:name w:val="Índice"/>
     <w:basedOn w:val="Normal"/>
     <w:qFormat/>
     <w:pPr>
@@ -5835,7 +5487,7 @@
   </w:style>
   <w:style w:type="paragraph" w:styleId="Title">
     <w:name w:val="Title"/>
-    <w:basedOn w:val="Ttulouser"/>
+    <w:basedOn w:val="Ttulo"/>
     <w:qFormat/>
     <w:pPr/>
     <w:rPr>
@@ -5913,13 +5565,6 @@
       <w:szCs w:val="20"/>
     </w:rPr>
   </w:style>
-  <w:style w:type="paragraph" w:styleId="Cabealhoerodapuser">
-    <w:name w:val="Cabeçalho e rodapé (user)"/>
-    <w:basedOn w:val="Normal"/>
-    <w:qFormat/>
-    <w:pPr/>
-    <w:rPr/>
-  </w:style>
   <w:style w:type="paragraph" w:styleId="Cabealhoerodap">
     <w:name w:val="Cabeçalho e rodapé"/>
     <w:basedOn w:val="Normal"/>
@@ -5927,20 +5572,27 @@
     <w:pPr/>
     <w:rPr/>
   </w:style>
+  <w:style w:type="paragraph" w:styleId="HeaderandFooter">
+    <w:name w:val="Header and Footer"/>
+    <w:basedOn w:val="Normal"/>
+    <w:qFormat/>
+    <w:pPr/>
+    <w:rPr/>
+  </w:style>
   <w:style w:type="paragraph" w:styleId="Header">
     <w:name w:val="header"/>
-    <w:basedOn w:val="Cabealhoerodapuser"/>
+    <w:basedOn w:val="Cabealhoerodap"/>
     <w:pPr/>
     <w:rPr/>
   </w:style>
   <w:style w:type="paragraph" w:styleId="Footer">
     <w:name w:val="footer"/>
-    <w:basedOn w:val="Cabealhoerodapuser"/>
+    <w:basedOn w:val="Cabealhoerodap"/>
     <w:pPr/>
     <w:rPr/>
   </w:style>
-  <w:style w:type="paragraph" w:styleId="Contedodatabelauser">
-    <w:name w:val="Conteúdo da tabela (user)"/>
+  <w:style w:type="paragraph" w:styleId="Contedodatabela">
+    <w:name w:val="Conteúdo da tabela"/>
     <w:basedOn w:val="Normal"/>
     <w:qFormat/>
     <w:pPr>
@@ -5949,9 +5601,9 @@
     </w:pPr>
     <w:rPr/>
   </w:style>
-  <w:style w:type="paragraph" w:styleId="Ttulodetabelauser">
-    <w:name w:val="Título de tabela (user)"/>
-    <w:basedOn w:val="Contedodatabelauser"/>
+  <w:style w:type="paragraph" w:styleId="Ttulodetabela">
+    <w:name w:val="Título de tabela"/>
+    <w:basedOn w:val="Contedodatabela"/>
     <w:qFormat/>
     <w:pPr>
       <w:suppressLineNumbers/>

--- a/doc/CornDrop_Documentacao_Escopo.docx
+++ b/doc/CornDrop_Documentacao_Escopo.docx
@@ -3059,7 +3059,25 @@
           <w:sz w:val="22"/>
           <w:szCs w:val="22"/>
         </w:rPr>
-        <w:t>O backlog completo do projeto, com épicos e histórias de usuário detalhadas, esta estruturado e disponível no Notion.</w:t>
+        <w:t xml:space="preserve">O backlog completo do projeto, com épicos e histórias de usuário detalhadas, esta estruturado e disponível no </w:t>
+      </w:r>
+      <w:r>
+        <w:rPr>
+          <w:rFonts w:eastAsia="Arial" w:cs="Arial"/>
+          <w:color w:val="555555"/>
+          <w:sz w:val="22"/>
+          <w:szCs w:val="22"/>
+        </w:rPr>
+        <w:t>Projeto do GitHub e no documento de backlog</w:t>
+      </w:r>
+      <w:r>
+        <w:rPr>
+          <w:rFonts w:eastAsia="Arial" w:cs="Arial"/>
+          <w:color w:val="555555"/>
+          <w:sz w:val="22"/>
+          <w:szCs w:val="22"/>
+        </w:rPr>
+        <w:t>.</w:t>
       </w:r>
     </w:p>
     <w:p>
@@ -3165,16 +3183,21 @@
           <w:p>
             <w:pPr>
               <w:pStyle w:val="Normal"/>
-              <w:rPr/>
-            </w:pPr>
-            <w:r>
-              <w:rPr>
-                <w:rFonts w:eastAsia="Arial" w:cs="Arial"/>
-                <w:color w:val="555555"/>
-                <w:sz w:val="20"/>
-                <w:szCs w:val="20"/>
-              </w:rPr>
-              <w:t>EP-01</w:t>
+              <w:rPr>
+                <w:rFonts w:eastAsia="Arial" w:cs="Arial"/>
+                <w:color w:val="555555"/>
+                <w:sz w:val="20"/>
+                <w:szCs w:val="20"/>
+              </w:rPr>
+            </w:pPr>
+            <w:r>
+              <w:rPr>
+                <w:rFonts w:eastAsia="Arial" w:cs="Arial"/>
+                <w:color w:val="555555"/>
+                <w:sz w:val="20"/>
+                <w:szCs w:val="20"/>
+              </w:rPr>
+              <w:t xml:space="preserve">EP-01 — Autenticação e gestão de conta </w:t>
             </w:r>
           </w:p>
         </w:tc>
@@ -3205,16 +3228,7 @@
                 <w:sz w:val="20"/>
                 <w:szCs w:val="20"/>
               </w:rPr>
-              <w:t>D</w:t>
-            </w:r>
-            <w:r>
-              <w:rPr>
-                <w:rFonts w:eastAsia="Arial" w:cs="Arial"/>
-                <w:color w:val="555555"/>
-                <w:sz w:val="20"/>
-                <w:szCs w:val="20"/>
-              </w:rPr>
-              <w:t xml:space="preserve">esenvolvimento da tela principal de monitoramento do sistema, permitindo a visualização consolidada de indicadores operacionais, status dos dispositivos, consumo semanal, nível do reservatório. O módulo tem como objetivo fornecer uma visão rápida e estratégica da operação em tempo real. </w:t>
+              <w:t xml:space="preserve">Cobre todo o ciclo de identidade do usuário na plataforma: cadastro, login com JWT, recuperação de senha e edição de perfil. É a base que desbloqueia o acesso a todas as demais funcionalidades. Sem esse épico nenhuma outra tela ou recurso pode ser utilizado. </w:t>
             </w:r>
           </w:p>
         </w:tc>
@@ -3248,16 +3262,7 @@
                 <w:sz w:val="20"/>
                 <w:szCs w:val="20"/>
               </w:rPr>
-              <w:t>EP-0</w:t>
-            </w:r>
-            <w:r>
-              <w:rPr>
-                <w:rFonts w:eastAsia="Arial" w:cs="Arial"/>
-                <w:color w:val="555555"/>
-                <w:sz w:val="20"/>
-                <w:szCs w:val="20"/>
-              </w:rPr>
-              <w:t>2</w:t>
+              <w:t xml:space="preserve">EP-02 — Vinculação e configuração do dispositivo </w:t>
             </w:r>
           </w:p>
         </w:tc>
@@ -3288,7 +3293,7 @@
                 <w:sz w:val="20"/>
                 <w:szCs w:val="20"/>
               </w:rPr>
-              <w:t xml:space="preserve">Contempla o desenvolvimento das funcionalidades de gerenciamento dos dispositivos IoT vinculados ao sistema, incluindo cadastro, visualização de status e acesso aos detalhes individuais de cada dispositivo, garantindo controle operacional e rastreabilidade da infraestrutura. </w:t>
+              <w:t xml:space="preserve">Trata da ponte entre a conta do usuário e o hardware físico. Inclui o fluxo de pareamento via código único gerado pelo ESP32, monitoramento do status de conexão em tempo real, personalização do nome do dispositivo e desvinculação. É o épico de maior risco técnico por envolver a integração direta entre software e hardware IoT.  </w:t>
             </w:r>
           </w:p>
         </w:tc>
@@ -3324,16 +3329,7 @@
                 <w:sz w:val="20"/>
                 <w:szCs w:val="20"/>
               </w:rPr>
-              <w:t>EP-0</w:t>
-            </w:r>
-            <w:r>
-              <w:rPr>
-                <w:rFonts w:eastAsia="Arial" w:cs="Arial"/>
-                <w:color w:val="555555"/>
-                <w:sz w:val="20"/>
-                <w:szCs w:val="20"/>
-              </w:rPr>
-              <w:t>3</w:t>
+              <w:t xml:space="preserve">EP-03 — Programação de rotinas de alimentação </w:t>
             </w:r>
           </w:p>
         </w:tc>
@@ -3364,16 +3360,7 @@
                 <w:sz w:val="20"/>
                 <w:szCs w:val="20"/>
               </w:rPr>
-              <w:t>Implementação</w:t>
-            </w:r>
-            <w:r>
-              <w:rPr>
-                <w:rFonts w:eastAsia="Arial" w:cs="Arial"/>
-                <w:color w:val="555555"/>
-                <w:sz w:val="20"/>
-                <w:szCs w:val="20"/>
-              </w:rPr>
-              <w:t xml:space="preserve"> do módulo de controle de estoque, permitindo acompanhar níveis de insumos, registros de entrada e histórico de movimentações. O objetivo é fornecer suporte ao gerenciamento eficiente do abastecimento operacional. </w:t>
+              <w:t xml:space="preserve">Entrega o núcleo do produto: a capacidade de criar, editar, pausar e excluir horários automáticos de liberação de milho. Inclui a sincronização das rotinas com a memória não-volátil do ESP32, garantindo que o dispositivo continue executando os horários programados mesmo sem internet ativa — o diferencial técnico central do CornDrop. </w:t>
             </w:r>
           </w:p>
         </w:tc>
@@ -3407,16 +3394,7 @@
                 <w:sz w:val="20"/>
                 <w:szCs w:val="20"/>
               </w:rPr>
-              <w:t>EP-0</w:t>
-            </w:r>
-            <w:r>
-              <w:rPr>
-                <w:rFonts w:eastAsia="Arial" w:cs="Arial"/>
-                <w:color w:val="555555"/>
-                <w:sz w:val="20"/>
-                <w:szCs w:val="20"/>
-              </w:rPr>
-              <w:t>4</w:t>
+              <w:t xml:space="preserve">EP-04 — Controle manual e monitoramento em tempo real </w:t>
             </w:r>
           </w:p>
         </w:tc>
@@ -3447,7 +3425,7 @@
                 <w:sz w:val="20"/>
                 <w:szCs w:val="20"/>
               </w:rPr>
-              <w:t xml:space="preserve">Contempla o desenvolvimento das funcionalidades de criação, edição e gerenciamento de rotinas automáticas de alimentação, incluindo configuração de horários, frequência, dispositivos vinculados e monitoramento do consumo projetado. O módulo busca automatizar e otimizar a operação diária do sistema. </w:t>
+              <w:t xml:space="preserve">Oferece ao produtor visibilidade e controle imediato do sistema. Cobre o acionamento manual de liberação pelo aplicativo, a leitura do sensor de nível do reservatório, o histórico completo de alimentações automáticas e manuais e o dashboard de resumo diário. É o épico de maior valor percebido pelo usuário final no dia a dia. </w:t>
             </w:r>
           </w:p>
         </w:tc>
@@ -3480,16 +3458,7 @@
                 <w:sz w:val="20"/>
                 <w:szCs w:val="20"/>
               </w:rPr>
-              <w:t>EP-0</w:t>
-            </w:r>
-            <w:r>
-              <w:rPr>
-                <w:rFonts w:eastAsia="Arial" w:cs="Arial"/>
-                <w:color w:val="555555"/>
-                <w:sz w:val="20"/>
-                <w:szCs w:val="20"/>
-              </w:rPr>
-              <w:t>5</w:t>
+              <w:t xml:space="preserve">EP-05 — Notificações e alertas </w:t>
             </w:r>
           </w:p>
         </w:tc>
@@ -3519,25 +3488,133 @@
                 <w:sz w:val="20"/>
                 <w:szCs w:val="20"/>
               </w:rPr>
-              <w:t xml:space="preserve">Responsável pela implementação </w:t>
-            </w:r>
-            <w:r>
-              <w:rPr>
-                <w:rFonts w:eastAsia="Arial" w:cs="Arial"/>
-                <w:color w:val="555555"/>
-                <w:sz w:val="20"/>
-                <w:szCs w:val="20"/>
-              </w:rPr>
-              <w:t xml:space="preserve">da </w:t>
-            </w:r>
-            <w:r>
-              <w:rPr>
-                <w:rFonts w:eastAsia="Arial" w:cs="Arial"/>
-                <w:color w:val="555555"/>
-                <w:sz w:val="20"/>
-                <w:szCs w:val="20"/>
-              </w:rPr>
-              <w:t xml:space="preserve">estrutura visual compartilhada entre as telas do sistema, incluindo navbar desktop. O objetivo é garantir consistência visual, acessibilidade e fluidez na experiência do usuário em diferentes dispositivos. </w:t>
+              <w:t xml:space="preserve">Garante que o produtor seja informado proativamente sobre eventos críticos sem precisar abrir o aplicativo. Cobre o alerta de estoque baixo (nível ≤ 20%), a notificação de dispositivo offline por mais de 1 hora e a central de preferências onde o usuário escolhe quais alertas receber e por qual canal (e-mail ou push). </w:t>
+            </w:r>
+          </w:p>
+        </w:tc>
+      </w:tr>
+      <w:tr>
+        <w:trPr/>
+        <w:tc>
+          <w:tcPr>
+            <w:tcW w:w="1710" w:type="dxa"/>
+            <w:tcBorders>
+              <w:start w:val="single" w:sz="2" w:space="0" w:color="CCCCCC"/>
+              <w:bottom w:val="single" w:sz="2" w:space="0" w:color="CCCCCC"/>
+              <w:end w:val="single" w:sz="2" w:space="0" w:color="CCCCCC"/>
+            </w:tcBorders>
+          </w:tcPr>
+          <w:p>
+            <w:pPr>
+              <w:pStyle w:val="Normal"/>
+              <w:rPr>
+                <w:rFonts w:ascii="Arial" w:hAnsi="Arial" w:eastAsia="Arial" w:cs="Arial"/>
+                <w:color w:val="555555"/>
+                <w:sz w:val="20"/>
+                <w:szCs w:val="20"/>
+              </w:rPr>
+            </w:pPr>
+            <w:r>
+              <w:rPr>
+                <w:rFonts w:eastAsia="Arial" w:cs="Arial"/>
+                <w:color w:val="555555"/>
+                <w:sz w:val="20"/>
+                <w:szCs w:val="20"/>
+              </w:rPr>
+              <w:t xml:space="preserve">EP-06 — Infraestrutura, DevOps e hardware </w:t>
+            </w:r>
+          </w:p>
+        </w:tc>
+        <w:tc>
+          <w:tcPr>
+            <w:tcW w:w="7650" w:type="dxa"/>
+            <w:tcBorders>
+              <w:start w:val="single" w:sz="2" w:space="0" w:color="CCCCCC"/>
+              <w:bottom w:val="single" w:sz="2" w:space="0" w:color="CCCCCC"/>
+              <w:end w:val="single" w:sz="2" w:space="0" w:color="CCCCCC"/>
+            </w:tcBorders>
+          </w:tcPr>
+          <w:p>
+            <w:pPr>
+              <w:pStyle w:val="Normal"/>
+              <w:rPr>
+                <w:rFonts w:ascii="Arial" w:hAnsi="Arial" w:eastAsia="Arial" w:cs="Arial"/>
+                <w:color w:val="555555"/>
+                <w:sz w:val="20"/>
+                <w:szCs w:val="20"/>
+              </w:rPr>
+            </w:pPr>
+            <w:r>
+              <w:rPr>
+                <w:rFonts w:eastAsia="Arial" w:cs="Arial"/>
+                <w:color w:val="555555"/>
+                <w:sz w:val="20"/>
+                <w:szCs w:val="20"/>
+              </w:rPr>
+              <w:t xml:space="preserve">Épico técnico que sustenta todos os outros. Cobre a conteinerização do back-end Spring Boot com PostgreSQL via Docker Compose, a comunicação segura entre ESP32 e API via HTTPS com autenticação por token, e a integração do sensor de nível com envio periódico de leituras à API. Precisa estar concluído antes que qualquer funcionalidade de produto possa ser testada de ponta a ponta. </w:t>
+            </w:r>
+          </w:p>
+        </w:tc>
+      </w:tr>
+      <w:tr>
+        <w:trPr/>
+        <w:tc>
+          <w:tcPr>
+            <w:tcW w:w="1710" w:type="dxa"/>
+            <w:tcBorders>
+              <w:start w:val="single" w:sz="2" w:space="0" w:color="CCCCCC"/>
+              <w:bottom w:val="single" w:sz="2" w:space="0" w:color="CCCCCC"/>
+              <w:end w:val="single" w:sz="2" w:space="0" w:color="CCCCCC"/>
+            </w:tcBorders>
+          </w:tcPr>
+          <w:p>
+            <w:pPr>
+              <w:pStyle w:val="Normal"/>
+              <w:rPr>
+                <w:rFonts w:ascii="Arial" w:hAnsi="Arial" w:eastAsia="Arial" w:cs="Arial"/>
+                <w:color w:val="555555"/>
+                <w:sz w:val="20"/>
+                <w:szCs w:val="20"/>
+              </w:rPr>
+            </w:pPr>
+            <w:r>
+              <w:rPr>
+                <w:rFonts w:eastAsia="Arial" w:cs="Arial"/>
+                <w:color w:val="555555"/>
+                <w:sz w:val="20"/>
+                <w:szCs w:val="20"/>
+              </w:rPr>
+              <w:t xml:space="preserve">EP-07 — Desenvolvimento de telas </w:t>
+            </w:r>
+          </w:p>
+        </w:tc>
+        <w:tc>
+          <w:tcPr>
+            <w:tcW w:w="7650" w:type="dxa"/>
+            <w:tcBorders>
+              <w:start w:val="single" w:sz="2" w:space="0" w:color="CCCCCC"/>
+              <w:bottom w:val="single" w:sz="2" w:space="0" w:color="CCCCCC"/>
+              <w:end w:val="single" w:sz="2" w:space="0" w:color="CCCCCC"/>
+            </w:tcBorders>
+          </w:tcPr>
+          <w:p>
+            <w:pPr>
+              <w:pStyle w:val="Normal"/>
+              <w:rPr>
+                <w:rFonts w:ascii="Arial" w:hAnsi="Arial" w:eastAsia="Arial" w:cs="Arial"/>
+                <w:color w:val="555555"/>
+                <w:sz w:val="20"/>
+                <w:szCs w:val="20"/>
+              </w:rPr>
+            </w:pPr>
+            <w:r>
+              <w:rPr>
+                <w:rFonts w:eastAsia="Arial" w:cs="Arial"/>
+                <w:color w:val="555555"/>
+                <w:sz w:val="20"/>
+                <w:szCs w:val="20"/>
+              </w:rPr>
+              <w:t xml:space="preserve">Implementa as interfaces visuais baseadas nos protótipos de alta fidelidade. Cobre as quatro telas principais (Dashboard, Devices, Stock e Schedule) com todos os seus componentes, cards, gráficos, formulários e listas, além da barra de navegação superior para desktop e a bottom navigation para mobile. Cada história deste épico está diretamente rastreável a um elemento específico dos protótipos entregues. </w:t>
             </w:r>
           </w:p>
         </w:tc>
@@ -3547,10 +3624,27 @@
       <w:pPr>
         <w:pStyle w:val="Normal"/>
         <w:spacing w:before="200" w:after="0"/>
-        <w:rPr/>
-      </w:pPr>
-      <w:r>
-        <w:rPr/>
+        <w:rPr>
+          <w:rFonts w:eastAsia="Arial" w:cs="Arial"/>
+          <w:b/>
+          <w:bCs/>
+          <w:color w:val="2E7D32"/>
+          <w:sz w:val="30"/>
+          <w:szCs w:val="30"/>
+        </w:rPr>
+      </w:pPr>
+      <w:r>
+        <w:rPr>
+          <w:rFonts w:eastAsia="Arial" w:cs="Arial"/>
+          <w:b/>
+          <w:bCs/>
+          <w:color w:val="2E7D32"/>
+          <w:sz w:val="30"/>
+          <w:szCs w:val="30"/>
+        </w:rPr>
+      </w:r>
+      <w:r>
+        <w:br w:type="page"/>
       </w:r>
     </w:p>
     <w:p>
@@ -3560,7 +3654,14 @@
           <w:bottom w:val="single" w:sz="6" w:space="4" w:color="2E7D32"/>
         </w:pBdr>
         <w:spacing w:before="360" w:after="120"/>
-        <w:rPr/>
+        <w:rPr>
+          <w:rFonts w:eastAsia="Arial" w:cs="Arial"/>
+          <w:b/>
+          <w:bCs/>
+          <w:color w:val="2E7D32"/>
+          <w:sz w:val="30"/>
+          <w:szCs w:val="30"/>
+        </w:rPr>
       </w:pPr>
       <w:r>
         <w:rPr>
@@ -3614,14 +3715,14 @@
         </w:tblCellMar>
       </w:tblPr>
       <w:tblGrid>
-        <w:gridCol w:w="3497"/>
-        <w:gridCol w:w="5863"/>
+        <w:gridCol w:w="3496"/>
+        <w:gridCol w:w="5864"/>
       </w:tblGrid>
       <w:tr>
         <w:trPr/>
         <w:tc>
           <w:tcPr>
-            <w:tcW w:w="3497" w:type="dxa"/>
+            <w:tcW w:w="3496" w:type="dxa"/>
             <w:tcBorders>
               <w:top w:val="single" w:sz="2" w:space="0" w:color="CCCCCC"/>
               <w:start w:val="single" w:sz="2" w:space="0" w:color="CCCCCC"/>
@@ -3650,7 +3751,7 @@
         </w:tc>
         <w:tc>
           <w:tcPr>
-            <w:tcW w:w="5863" w:type="dxa"/>
+            <w:tcW w:w="5864" w:type="dxa"/>
             <w:tcBorders>
               <w:top w:val="single" w:sz="2" w:space="0" w:color="CCCCCC"/>
               <w:start w:val="single" w:sz="2" w:space="0" w:color="CCCCCC"/>
@@ -3682,7 +3783,7 @@
         <w:trPr/>
         <w:tc>
           <w:tcPr>
-            <w:tcW w:w="3497" w:type="dxa"/>
+            <w:tcW w:w="3496" w:type="dxa"/>
             <w:tcBorders>
               <w:top w:val="single" w:sz="2" w:space="0" w:color="CCCCCC"/>
               <w:start w:val="single" w:sz="2" w:space="0" w:color="CCCCCC"/>
@@ -3708,7 +3809,7 @@
         </w:tc>
         <w:tc>
           <w:tcPr>
-            <w:tcW w:w="5863" w:type="dxa"/>
+            <w:tcW w:w="5864" w:type="dxa"/>
             <w:tcBorders>
               <w:top w:val="single" w:sz="2" w:space="0" w:color="CCCCCC"/>
               <w:start w:val="single" w:sz="2" w:space="0" w:color="CCCCCC"/>
@@ -3741,7 +3842,7 @@
         </w:trPr>
         <w:tc>
           <w:tcPr>
-            <w:tcW w:w="3497" w:type="dxa"/>
+            <w:tcW w:w="3496" w:type="dxa"/>
             <w:tcBorders>
               <w:start w:val="single" w:sz="2" w:space="0" w:color="CCCCCC"/>
               <w:bottom w:val="single" w:sz="2" w:space="0" w:color="CCCCCC"/>
@@ -3766,7 +3867,7 @@
         </w:tc>
         <w:tc>
           <w:tcPr>
-            <w:tcW w:w="5863" w:type="dxa"/>
+            <w:tcW w:w="5864" w:type="dxa"/>
             <w:tcBorders>
               <w:start w:val="single" w:sz="2" w:space="0" w:color="CCCCCC"/>
               <w:bottom w:val="single" w:sz="2" w:space="0" w:color="CCCCCC"/>
@@ -3824,7 +3925,7 @@
         <w:trPr/>
         <w:tc>
           <w:tcPr>
-            <w:tcW w:w="3497" w:type="dxa"/>
+            <w:tcW w:w="3496" w:type="dxa"/>
             <w:tcBorders>
               <w:start w:val="single" w:sz="2" w:space="0" w:color="CCCCCC"/>
               <w:bottom w:val="single" w:sz="2" w:space="0" w:color="CCCCCC"/>
@@ -3849,7 +3950,7 @@
         </w:tc>
         <w:tc>
           <w:tcPr>
-            <w:tcW w:w="5863" w:type="dxa"/>
+            <w:tcW w:w="5864" w:type="dxa"/>
             <w:tcBorders>
               <w:start w:val="single" w:sz="2" w:space="0" w:color="CCCCCC"/>
               <w:bottom w:val="single" w:sz="2" w:space="0" w:color="CCCCCC"/>
@@ -3880,7 +3981,7 @@
         <w:trPr/>
         <w:tc>
           <w:tcPr>
-            <w:tcW w:w="3497" w:type="dxa"/>
+            <w:tcW w:w="3496" w:type="dxa"/>
             <w:tcBorders>
               <w:top w:val="single" w:sz="2" w:space="0" w:color="CCCCCC"/>
               <w:start w:val="single" w:sz="2" w:space="0" w:color="CCCCCC"/>
@@ -3906,7 +4007,7 @@
         </w:tc>
         <w:tc>
           <w:tcPr>
-            <w:tcW w:w="5863" w:type="dxa"/>
+            <w:tcW w:w="5864" w:type="dxa"/>
             <w:tcBorders>
               <w:top w:val="single" w:sz="2" w:space="0" w:color="CCCCCC"/>
               <w:start w:val="single" w:sz="2" w:space="0" w:color="CCCCCC"/>
@@ -3938,43 +4039,44 @@
         <w:trPr/>
         <w:tc>
           <w:tcPr>
-            <w:tcW w:w="3497" w:type="dxa"/>
-            <w:tcBorders>
-              <w:top w:val="single" w:sz="2" w:space="0" w:color="CCCCCC"/>
-              <w:start w:val="single" w:sz="2" w:space="0" w:color="CCCCCC"/>
-              <w:bottom w:val="single" w:sz="2" w:space="0" w:color="CCCCCC"/>
-              <w:end w:val="single" w:sz="2" w:space="0" w:color="CCCCCC"/>
-            </w:tcBorders>
-          </w:tcPr>
-          <w:p>
-            <w:pPr>
-              <w:pStyle w:val="Normal"/>
-              <w:rPr/>
-            </w:pPr>
-            <w:r>
-              <w:rPr>
-                <w:rFonts w:eastAsia="Arial" w:cs="Arial"/>
-                <w:color w:val="555555"/>
-                <w:sz w:val="20"/>
-                <w:szCs w:val="20"/>
-              </w:rPr>
-              <w:t>Backlog (Epics &amp; User Stories)</w:t>
-            </w:r>
-          </w:p>
-        </w:tc>
-        <w:tc>
-          <w:tcPr>
-            <w:tcW w:w="5863" w:type="dxa"/>
-            <w:tcBorders>
-              <w:top w:val="single" w:sz="2" w:space="0" w:color="CCCCCC"/>
-              <w:start w:val="single" w:sz="2" w:space="0" w:color="CCCCCC"/>
-              <w:bottom w:val="single" w:sz="2" w:space="0" w:color="CCCCCC"/>
-              <w:end w:val="single" w:sz="2" w:space="0" w:color="CCCCCC"/>
-            </w:tcBorders>
-          </w:tcPr>
-          <w:p>
-            <w:pPr>
-              <w:pStyle w:val="Normal"/>
+            <w:tcW w:w="3496" w:type="dxa"/>
+            <w:tcBorders>
+              <w:top w:val="single" w:sz="2" w:space="0" w:color="CCCCCC"/>
+              <w:start w:val="single" w:sz="2" w:space="0" w:color="CCCCCC"/>
+              <w:bottom w:val="single" w:sz="2" w:space="0" w:color="CCCCCC"/>
+              <w:end w:val="single" w:sz="2" w:space="0" w:color="CCCCCC"/>
+            </w:tcBorders>
+          </w:tcPr>
+          <w:p>
+            <w:pPr>
+              <w:pStyle w:val="Normal"/>
+              <w:rPr/>
+            </w:pPr>
+            <w:r>
+              <w:rPr>
+                <w:rFonts w:eastAsia="Arial" w:cs="Arial"/>
+                <w:color w:val="555555"/>
+                <w:sz w:val="20"/>
+                <w:szCs w:val="20"/>
+              </w:rPr>
+              <w:t>Backlog (User Stories)</w:t>
+            </w:r>
+          </w:p>
+        </w:tc>
+        <w:tc>
+          <w:tcPr>
+            <w:tcW w:w="5864" w:type="dxa"/>
+            <w:tcBorders>
+              <w:top w:val="single" w:sz="2" w:space="0" w:color="CCCCCC"/>
+              <w:start w:val="single" w:sz="2" w:space="0" w:color="CCCCCC"/>
+              <w:bottom w:val="single" w:sz="2" w:space="0" w:color="CCCCCC"/>
+              <w:end w:val="single" w:sz="2" w:space="0" w:color="CCCCCC"/>
+            </w:tcBorders>
+          </w:tcPr>
+          <w:p>
+            <w:pPr>
+              <w:pStyle w:val="BodyText"/>
+              <w:spacing w:lineRule="auto" w:line="276" w:before="0" w:after="140"/>
               <w:rPr/>
             </w:pPr>
             <w:hyperlink r:id="rId5">
@@ -4248,9 +4350,9 @@
     </w:p>
     <w:tbl>
       <w:tblPr>
-        <w:tblW w:w="9360" w:type="dxa"/>
+        <w:tblW w:w="9332" w:type="dxa"/>
         <w:jc w:val="start"/>
-        <w:tblInd w:w="0" w:type="dxa"/>
+        <w:tblInd w:w="28" w:type="dxa"/>
         <w:tblLayout w:type="fixed"/>
         <w:tblCellMar>
           <w:top w:w="80" w:type="dxa"/>
@@ -4260,16 +4362,16 @@
         </w:tblCellMar>
       </w:tblPr>
       <w:tblGrid>
-        <w:gridCol w:w="1560"/>
-        <w:gridCol w:w="2340"/>
-        <w:gridCol w:w="3120"/>
-        <w:gridCol w:w="2340"/>
+        <w:gridCol w:w="1020"/>
+        <w:gridCol w:w="1530"/>
+        <w:gridCol w:w="4680"/>
+        <w:gridCol w:w="2102"/>
       </w:tblGrid>
       <w:tr>
         <w:trPr/>
         <w:tc>
           <w:tcPr>
-            <w:tcW w:w="1560" w:type="dxa"/>
+            <w:tcW w:w="1020" w:type="dxa"/>
             <w:tcBorders>
               <w:top w:val="single" w:sz="2" w:space="0" w:color="CCCCCC"/>
               <w:start w:val="single" w:sz="2" w:space="0" w:color="CCCCCC"/>
@@ -4298,7 +4400,7 @@
         </w:tc>
         <w:tc>
           <w:tcPr>
-            <w:tcW w:w="2340" w:type="dxa"/>
+            <w:tcW w:w="1530" w:type="dxa"/>
             <w:tcBorders>
               <w:top w:val="single" w:sz="2" w:space="0" w:color="CCCCCC"/>
               <w:start w:val="single" w:sz="2" w:space="0" w:color="CCCCCC"/>
@@ -4327,7 +4429,7 @@
         </w:tc>
         <w:tc>
           <w:tcPr>
-            <w:tcW w:w="3120" w:type="dxa"/>
+            <w:tcW w:w="4680" w:type="dxa"/>
             <w:tcBorders>
               <w:top w:val="single" w:sz="2" w:space="0" w:color="CCCCCC"/>
               <w:start w:val="single" w:sz="2" w:space="0" w:color="CCCCCC"/>
@@ -4356,7 +4458,7 @@
         </w:tc>
         <w:tc>
           <w:tcPr>
-            <w:tcW w:w="2340" w:type="dxa"/>
+            <w:tcW w:w="2102" w:type="dxa"/>
             <w:tcBorders>
               <w:top w:val="single" w:sz="2" w:space="0" w:color="CCCCCC"/>
               <w:start w:val="single" w:sz="2" w:space="0" w:color="CCCCCC"/>
@@ -4388,7 +4490,7 @@
         <w:trPr/>
         <w:tc>
           <w:tcPr>
-            <w:tcW w:w="1560" w:type="dxa"/>
+            <w:tcW w:w="1020" w:type="dxa"/>
             <w:tcBorders>
               <w:top w:val="single" w:sz="2" w:space="0" w:color="CCCCCC"/>
               <w:start w:val="single" w:sz="2" w:space="0" w:color="CCCCCC"/>
@@ -4414,7 +4516,7 @@
         </w:tc>
         <w:tc>
           <w:tcPr>
-            <w:tcW w:w="2340" w:type="dxa"/>
+            <w:tcW w:w="1530" w:type="dxa"/>
             <w:tcBorders>
               <w:top w:val="single" w:sz="2" w:space="0" w:color="CCCCCC"/>
               <w:start w:val="single" w:sz="2" w:space="0" w:color="CCCCCC"/>
@@ -4440,7 +4542,7 @@
         </w:tc>
         <w:tc>
           <w:tcPr>
-            <w:tcW w:w="3120" w:type="dxa"/>
+            <w:tcW w:w="4680" w:type="dxa"/>
             <w:tcBorders>
               <w:top w:val="single" w:sz="2" w:space="0" w:color="CCCCCC"/>
               <w:start w:val="single" w:sz="2" w:space="0" w:color="CCCCCC"/>
@@ -4466,27 +4568,148 @@
         </w:tc>
         <w:tc>
           <w:tcPr>
-            <w:tcW w:w="2340" w:type="dxa"/>
-            <w:tcBorders>
-              <w:top w:val="single" w:sz="2" w:space="0" w:color="CCCCCC"/>
-              <w:start w:val="single" w:sz="2" w:space="0" w:color="CCCCCC"/>
-              <w:bottom w:val="single" w:sz="2" w:space="0" w:color="CCCCCC"/>
-              <w:end w:val="single" w:sz="2" w:space="0" w:color="CCCCCC"/>
-            </w:tcBorders>
-          </w:tcPr>
-          <w:p>
-            <w:pPr>
-              <w:pStyle w:val="Normal"/>
-              <w:rPr/>
-            </w:pPr>
-            <w:r>
-              <w:rPr>
-                <w:rFonts w:eastAsia="Arial" w:cs="Arial"/>
-                <w:color w:val="555555"/>
-                <w:sz w:val="20"/>
-                <w:szCs w:val="20"/>
-              </w:rPr>
-              <w:t>Cauane Gonçalves de Oliveira</w:t>
+            <w:tcW w:w="2102" w:type="dxa"/>
+            <w:tcBorders>
+              <w:top w:val="single" w:sz="2" w:space="0" w:color="CCCCCC"/>
+              <w:start w:val="single" w:sz="2" w:space="0" w:color="CCCCCC"/>
+              <w:bottom w:val="single" w:sz="2" w:space="0" w:color="CCCCCC"/>
+              <w:end w:val="single" w:sz="2" w:space="0" w:color="CCCCCC"/>
+            </w:tcBorders>
+          </w:tcPr>
+          <w:p>
+            <w:pPr>
+              <w:pStyle w:val="Normal"/>
+              <w:rPr/>
+            </w:pPr>
+            <w:r>
+              <w:rPr>
+                <w:rFonts w:eastAsia="Arial" w:cs="Arial"/>
+                <w:color w:val="555555"/>
+                <w:sz w:val="20"/>
+                <w:szCs w:val="20"/>
+              </w:rPr>
+              <w:t>Cauane Oliveira</w:t>
+            </w:r>
+          </w:p>
+        </w:tc>
+      </w:tr>
+      <w:tr>
+        <w:trPr/>
+        <w:tc>
+          <w:tcPr>
+            <w:tcW w:w="1020" w:type="dxa"/>
+            <w:tcBorders>
+              <w:start w:val="single" w:sz="2" w:space="0" w:color="CCCCCC"/>
+              <w:bottom w:val="single" w:sz="2" w:space="0" w:color="CCCCCC"/>
+              <w:end w:val="single" w:sz="2" w:space="0" w:color="CCCCCC"/>
+            </w:tcBorders>
+          </w:tcPr>
+          <w:p>
+            <w:pPr>
+              <w:pStyle w:val="Normal"/>
+              <w:rPr/>
+            </w:pPr>
+            <w:r>
+              <w:rPr>
+                <w:rFonts w:eastAsia="Arial" w:cs="Arial"/>
+                <w:color w:val="555555"/>
+                <w:sz w:val="20"/>
+                <w:szCs w:val="20"/>
+              </w:rPr>
+              <w:t>1.</w:t>
+            </w:r>
+            <w:r>
+              <w:rPr>
+                <w:rFonts w:eastAsia="Arial" w:cs="Arial"/>
+                <w:color w:val="555555"/>
+                <w:sz w:val="20"/>
+                <w:szCs w:val="20"/>
+              </w:rPr>
+              <w:t>1</w:t>
+            </w:r>
+          </w:p>
+        </w:tc>
+        <w:tc>
+          <w:tcPr>
+            <w:tcW w:w="1530" w:type="dxa"/>
+            <w:tcBorders>
+              <w:start w:val="single" w:sz="2" w:space="0" w:color="CCCCCC"/>
+              <w:bottom w:val="single" w:sz="2" w:space="0" w:color="CCCCCC"/>
+              <w:end w:val="single" w:sz="2" w:space="0" w:color="CCCCCC"/>
+            </w:tcBorders>
+          </w:tcPr>
+          <w:p>
+            <w:pPr>
+              <w:pStyle w:val="Normal"/>
+              <w:rPr/>
+            </w:pPr>
+            <w:r>
+              <w:rPr>
+                <w:rFonts w:eastAsia="Arial" w:cs="Arial"/>
+                <w:color w:val="555555"/>
+                <w:sz w:val="20"/>
+                <w:szCs w:val="20"/>
+              </w:rPr>
+              <w:t>May</w:t>
+            </w:r>
+            <w:r>
+              <w:rPr>
+                <w:rFonts w:eastAsia="Arial" w:cs="Arial"/>
+                <w:color w:val="555555"/>
+                <w:sz w:val="20"/>
+                <w:szCs w:val="20"/>
+              </w:rPr>
+              <w:t>/2026</w:t>
+            </w:r>
+          </w:p>
+        </w:tc>
+        <w:tc>
+          <w:tcPr>
+            <w:tcW w:w="4680" w:type="dxa"/>
+            <w:tcBorders>
+              <w:start w:val="single" w:sz="2" w:space="0" w:color="CCCCCC"/>
+              <w:bottom w:val="single" w:sz="2" w:space="0" w:color="CCCCCC"/>
+              <w:end w:val="single" w:sz="2" w:space="0" w:color="CCCCCC"/>
+            </w:tcBorders>
+          </w:tcPr>
+          <w:p>
+            <w:pPr>
+              <w:pStyle w:val="Normal"/>
+              <w:rPr/>
+            </w:pPr>
+            <w:r>
+              <w:rPr>
+                <w:rFonts w:eastAsia="Arial" w:cs="Arial"/>
+                <w:color w:val="555555"/>
+                <w:sz w:val="20"/>
+                <w:szCs w:val="20"/>
+              </w:rPr>
+              <w:t>Ajuste de Backlog</w:t>
+            </w:r>
+          </w:p>
+        </w:tc>
+        <w:tc>
+          <w:tcPr>
+            <w:tcW w:w="2102" w:type="dxa"/>
+            <w:tcBorders>
+              <w:start w:val="single" w:sz="2" w:space="0" w:color="CCCCCC"/>
+              <w:bottom w:val="single" w:sz="2" w:space="0" w:color="CCCCCC"/>
+              <w:end w:val="single" w:sz="2" w:space="0" w:color="CCCCCC"/>
+            </w:tcBorders>
+          </w:tcPr>
+          <w:p>
+            <w:pPr>
+              <w:pStyle w:val="Normal"/>
+              <w:rPr/>
+            </w:pPr>
+            <w:r>
+              <w:rPr>
+                <w:rFonts w:eastAsia="Arial" w:cs="Arial"/>
+                <w:color w:val="555555"/>
+                <w:sz w:val="20"/>
+                <w:szCs w:val="20"/>
+              </w:rPr>
+              <w:t>Cauane Oliveira</w:t>
             </w:r>
           </w:p>
         </w:tc>
@@ -5332,6 +5555,13 @@
       <w:vertAlign w:val="superscript"/>
     </w:rPr>
   </w:style>
+  <w:style w:type="character" w:styleId="FootnoteCharactersuser">
+    <w:name w:val="Footnote Characters (user)"/>
+    <w:qFormat/>
+    <w:rPr>
+      <w:vertAlign w:val="superscript"/>
+    </w:rPr>
+  </w:style>
   <w:style w:type="character" w:styleId="FootnoteCharacters">
     <w:name w:val="Footnote Characters"/>
     <w:qFormat/>
@@ -5358,6 +5588,13 @@
   </w:style>
   <w:style w:type="character" w:styleId="Caracteresdenotadefim">
     <w:name w:val="Caracteres de nota de fim"/>
+    <w:qFormat/>
+    <w:rPr>
+      <w:vertAlign w:val="superscript"/>
+    </w:rPr>
+  </w:style>
+  <w:style w:type="character" w:styleId="EndnoteCharactersuser">
+    <w:name w:val="Endnote Characters (user)"/>
     <w:qFormat/>
     <w:rPr>
       <w:vertAlign w:val="superscript"/>
@@ -5614,6 +5851,29 @@
       <w:bCs/>
     </w:rPr>
   </w:style>
+  <w:style w:type="paragraph" w:styleId="TableContents">
+    <w:name w:val="Table Contents"/>
+    <w:basedOn w:val="Normal"/>
+    <w:qFormat/>
+    <w:pPr>
+      <w:widowControl w:val="false"/>
+      <w:suppressLineNumbers/>
+    </w:pPr>
+    <w:rPr/>
+  </w:style>
+  <w:style w:type="paragraph" w:styleId="TableHeading">
+    <w:name w:val="Table Heading"/>
+    <w:basedOn w:val="TableContents"/>
+    <w:qFormat/>
+    <w:pPr>
+      <w:suppressLineNumbers/>
+      <w:jc w:val="center"/>
+    </w:pPr>
+    <w:rPr>
+      <w:b/>
+      <w:bCs/>
+    </w:rPr>
+  </w:style>
 </w:styles>
 </file>
 
